--- a/contenido EU.docx
+++ b/contenido EU.docx
@@ -3377,6 +3377,7 @@
           <w:color w:val="1F1F1F"/>
           <w:sz w:val="27"/>
           <w:szCs w:val="27"/>
+          <w:highlight w:val="green"/>
           <w:lang w:eastAsia="es-ES"/>
         </w:rPr>
       </w:pPr>
@@ -3388,6 +3389,7 @@
           <w:color w:val="1F1F1F"/>
           <w:sz w:val="27"/>
           <w:szCs w:val="27"/>
+          <w:highlight w:val="green"/>
           <w:lang w:eastAsia="es-ES"/>
         </w:rPr>
         <w:t>3. Desarrollo Web de Alto Rendimiento</w:t>
@@ -3401,15 +3403,17 @@
           <w:color w:val="1F1F1F"/>
           <w:sz w:val="24"/>
           <w:szCs w:val="24"/>
-          <w:lang w:eastAsia="es-ES"/>
-        </w:rPr>
-      </w:pPr>
-      <w:r>
-        <w:rPr>
-          <w:rFonts w:ascii="Times New Roman" w:eastAsia="Times New Roman" w:hAnsi="Times New Roman" w:cs="Times New Roman"/>
-          <w:color w:val="1F1F1F"/>
-          <w:sz w:val="24"/>
-          <w:szCs w:val="24"/>
+          <w:highlight w:val="green"/>
+          <w:lang w:eastAsia="es-ES"/>
+        </w:rPr>
+      </w:pPr>
+      <w:r>
+        <w:rPr>
+          <w:rFonts w:ascii="Times New Roman" w:eastAsia="Times New Roman" w:hAnsi="Times New Roman" w:cs="Times New Roman"/>
+          <w:color w:val="1F1F1F"/>
+          <w:sz w:val="24"/>
+          <w:szCs w:val="24"/>
+          <w:highlight w:val="green"/>
           <w:lang w:eastAsia="es-ES"/>
         </w:rPr>
         <w:t>Construimos motores digitales rápidos, seguros y preparados para el tráfico masivo.</w:t>
@@ -3428,17 +3432,19 @@
           <w:color w:val="1F1F1F"/>
           <w:sz w:val="24"/>
           <w:szCs w:val="24"/>
-          <w:lang w:eastAsia="es-ES"/>
-        </w:rPr>
-      </w:pPr>
-      <w:r>
-        <w:rPr>
-          <w:rFonts w:ascii="Times New Roman" w:eastAsia="Times New Roman" w:hAnsi="Times New Roman" w:cs="Times New Roman"/>
-          <w:b/>
-          <w:bCs/>
-          <w:color w:val="1F1F1F"/>
-          <w:sz w:val="24"/>
-          <w:szCs w:val="24"/>
+          <w:highlight w:val="green"/>
+          <w:lang w:eastAsia="es-ES"/>
+        </w:rPr>
+      </w:pPr>
+      <w:r>
+        <w:rPr>
+          <w:rFonts w:ascii="Times New Roman" w:eastAsia="Times New Roman" w:hAnsi="Times New Roman" w:cs="Times New Roman"/>
+          <w:b/>
+          <w:bCs/>
+          <w:color w:val="1F1F1F"/>
+          <w:sz w:val="24"/>
+          <w:szCs w:val="24"/>
+          <w:highlight w:val="green"/>
           <w:bdr w:val="none" w:sz="0" w:space="0" w:color="auto" w:frame="1"/>
           <w:lang w:eastAsia="es-ES"/>
         </w:rPr>
@@ -3453,6 +3459,7 @@
           <w:color w:val="1F1F1F"/>
           <w:sz w:val="24"/>
           <w:szCs w:val="24"/>
+          <w:highlight w:val="green"/>
           <w:bdr w:val="none" w:sz="0" w:space="0" w:color="auto" w:frame="1"/>
           <w:lang w:eastAsia="es-ES"/>
         </w:rPr>
@@ -3467,6 +3474,7 @@
           <w:color w:val="1F1F1F"/>
           <w:sz w:val="24"/>
           <w:szCs w:val="24"/>
+          <w:highlight w:val="green"/>
           <w:bdr w:val="none" w:sz="0" w:space="0" w:color="auto" w:frame="1"/>
           <w:lang w:eastAsia="es-ES"/>
         </w:rPr>
@@ -3481,6 +3489,7 @@
           <w:color w:val="1F1F1F"/>
           <w:sz w:val="24"/>
           <w:szCs w:val="24"/>
+          <w:highlight w:val="green"/>
           <w:bdr w:val="none" w:sz="0" w:space="0" w:color="auto" w:frame="1"/>
           <w:lang w:eastAsia="es-ES"/>
         </w:rPr>
@@ -3495,6 +3504,7 @@
           <w:color w:val="1F1F1F"/>
           <w:sz w:val="24"/>
           <w:szCs w:val="24"/>
+          <w:highlight w:val="green"/>
           <w:bdr w:val="none" w:sz="0" w:space="0" w:color="auto" w:frame="1"/>
           <w:lang w:eastAsia="es-ES"/>
         </w:rPr>
@@ -3506,6 +3516,7 @@
           <w:color w:val="1F1F1F"/>
           <w:sz w:val="24"/>
           <w:szCs w:val="24"/>
+          <w:highlight w:val="green"/>
           <w:lang w:eastAsia="es-ES"/>
         </w:rPr>
         <w:t xml:space="preserve"> Aplicaciones web modernas (SPA/PWA) con tecnologías de última generación.</w:t>
@@ -3524,17 +3535,19 @@
           <w:color w:val="1F1F1F"/>
           <w:sz w:val="24"/>
           <w:szCs w:val="24"/>
-          <w:lang w:eastAsia="es-ES"/>
-        </w:rPr>
-      </w:pPr>
-      <w:r>
-        <w:rPr>
-          <w:rFonts w:ascii="Times New Roman" w:eastAsia="Times New Roman" w:hAnsi="Times New Roman" w:cs="Times New Roman"/>
-          <w:b/>
-          <w:bCs/>
-          <w:color w:val="1F1F1F"/>
-          <w:sz w:val="24"/>
-          <w:szCs w:val="24"/>
+          <w:highlight w:val="green"/>
+          <w:lang w:eastAsia="es-ES"/>
+        </w:rPr>
+      </w:pPr>
+      <w:r>
+        <w:rPr>
+          <w:rFonts w:ascii="Times New Roman" w:eastAsia="Times New Roman" w:hAnsi="Times New Roman" w:cs="Times New Roman"/>
+          <w:b/>
+          <w:bCs/>
+          <w:color w:val="1F1F1F"/>
+          <w:sz w:val="24"/>
+          <w:szCs w:val="24"/>
+          <w:highlight w:val="green"/>
           <w:bdr w:val="none" w:sz="0" w:space="0" w:color="auto" w:frame="1"/>
           <w:lang w:eastAsia="es-ES"/>
         </w:rPr>
@@ -3546,6 +3559,7 @@
           <w:color w:val="1F1F1F"/>
           <w:sz w:val="24"/>
           <w:szCs w:val="24"/>
+          <w:highlight w:val="green"/>
           <w:lang w:eastAsia="es-ES"/>
         </w:rPr>
         <w:t xml:space="preserve"> Tu sitio no se caerá cuando las ventas aumenten; lo preparamos para el crecimiento.</w:t>
@@ -3564,17 +3578,19 @@
           <w:color w:val="1F1F1F"/>
           <w:sz w:val="24"/>
           <w:szCs w:val="24"/>
-          <w:lang w:eastAsia="es-ES"/>
-        </w:rPr>
-      </w:pPr>
-      <w:r>
-        <w:rPr>
-          <w:rFonts w:ascii="Times New Roman" w:eastAsia="Times New Roman" w:hAnsi="Times New Roman" w:cs="Times New Roman"/>
-          <w:b/>
-          <w:bCs/>
-          <w:color w:val="1F1F1F"/>
-          <w:sz w:val="24"/>
-          <w:szCs w:val="24"/>
+          <w:highlight w:val="green"/>
+          <w:lang w:eastAsia="es-ES"/>
+        </w:rPr>
+      </w:pPr>
+      <w:r>
+        <w:rPr>
+          <w:rFonts w:ascii="Times New Roman" w:eastAsia="Times New Roman" w:hAnsi="Times New Roman" w:cs="Times New Roman"/>
+          <w:b/>
+          <w:bCs/>
+          <w:color w:val="1F1F1F"/>
+          <w:sz w:val="24"/>
+          <w:szCs w:val="24"/>
+          <w:highlight w:val="green"/>
           <w:bdr w:val="none" w:sz="0" w:space="0" w:color="auto" w:frame="1"/>
           <w:lang w:eastAsia="es-ES"/>
         </w:rPr>
@@ -3586,6 +3602,7 @@
           <w:color w:val="1F1F1F"/>
           <w:sz w:val="24"/>
           <w:szCs w:val="24"/>
+          <w:highlight w:val="green"/>
           <w:lang w:eastAsia="es-ES"/>
         </w:rPr>
         <w:t xml:space="preserve"> Optimizamos la carga y la estructura para que Google ame tu sitio desde el primer día.</w:t>
@@ -3604,17 +3621,19 @@
           <w:color w:val="1F1F1F"/>
           <w:sz w:val="24"/>
           <w:szCs w:val="24"/>
-          <w:lang w:eastAsia="es-ES"/>
-        </w:rPr>
-      </w:pPr>
-      <w:r>
-        <w:rPr>
-          <w:rFonts w:ascii="Times New Roman" w:eastAsia="Times New Roman" w:hAnsi="Times New Roman" w:cs="Times New Roman"/>
-          <w:b/>
-          <w:bCs/>
-          <w:color w:val="1F1F1F"/>
-          <w:sz w:val="24"/>
-          <w:szCs w:val="24"/>
+          <w:highlight w:val="green"/>
+          <w:lang w:eastAsia="es-ES"/>
+        </w:rPr>
+      </w:pPr>
+      <w:r>
+        <w:rPr>
+          <w:rFonts w:ascii="Times New Roman" w:eastAsia="Times New Roman" w:hAnsi="Times New Roman" w:cs="Times New Roman"/>
+          <w:b/>
+          <w:bCs/>
+          <w:color w:val="1F1F1F"/>
+          <w:sz w:val="24"/>
+          <w:szCs w:val="24"/>
+          <w:highlight w:val="green"/>
           <w:bdr w:val="none" w:sz="0" w:space="0" w:color="auto" w:frame="1"/>
           <w:lang w:eastAsia="es-ES"/>
         </w:rPr>
@@ -3626,6 +3645,7 @@
           <w:color w:val="1F1F1F"/>
           <w:sz w:val="24"/>
           <w:szCs w:val="24"/>
+          <w:highlight w:val="green"/>
           <w:lang w:eastAsia="es-ES"/>
         </w:rPr>
         <w:t xml:space="preserve"> Una plataforma estable que proyecta confianza y profesionalismo técnico.</w:t>
@@ -6555,6 +6575,1827 @@
         <w:t>. ¿Te gustaría que los unifique en una sola sección de "Nuestra Metodología" para la web?</w:t>
       </w:r>
     </w:p>
+    <w:p/>
+    <w:p>
+      <w:pPr>
+        <w:spacing w:before="100" w:beforeAutospacing="1" w:after="109" w:line="240" w:lineRule="auto"/>
+        <w:outlineLvl w:val="1"/>
+        <w:rPr>
+          <w:rFonts w:ascii="Times New Roman" w:eastAsia="Times New Roman" w:hAnsi="Times New Roman" w:cs="Times New Roman"/>
+          <w:b/>
+          <w:bCs/>
+          <w:color w:val="1F1F1F"/>
+          <w:sz w:val="36"/>
+          <w:szCs w:val="36"/>
+          <w:lang w:eastAsia="es-ES"/>
+        </w:rPr>
+      </w:pPr>
+      <w:r>
+        <w:rPr>
+          <w:rFonts w:ascii="Times New Roman" w:eastAsia="Times New Roman" w:hAnsi="Times New Roman" w:cs="Times New Roman"/>
+          <w:b/>
+          <w:bCs/>
+          <w:color w:val="1F1F1F"/>
+          <w:sz w:val="36"/>
+          <w:szCs w:val="36"/>
+          <w:highlight w:val="green"/>
+          <w:lang w:eastAsia="es-ES"/>
+        </w:rPr>
+        <w:t>El SEO: El Puente Invisible entre tu Producto y tu Usuario</w:t>
+      </w:r>
+    </w:p>
+    <w:p>
+      <w:pPr>
+        <w:spacing w:before="100" w:beforeAutospacing="1" w:after="0" w:line="240" w:lineRule="auto"/>
+        <w:rPr>
+          <w:rFonts w:ascii="Times New Roman" w:eastAsia="Times New Roman" w:hAnsi="Times New Roman" w:cs="Times New Roman"/>
+          <w:color w:val="1F1F1F"/>
+          <w:sz w:val="24"/>
+          <w:szCs w:val="24"/>
+          <w:lang w:eastAsia="es-ES"/>
+        </w:rPr>
+      </w:pPr>
+      <w:r>
+        <w:rPr>
+          <w:rFonts w:ascii="Times New Roman" w:eastAsia="Times New Roman" w:hAnsi="Times New Roman" w:cs="Times New Roman"/>
+          <w:color w:val="1F1F1F"/>
+          <w:sz w:val="24"/>
+          <w:szCs w:val="24"/>
+          <w:lang w:eastAsia="es-ES"/>
+        </w:rPr>
+        <w:t xml:space="preserve">Como experto en desarrollo y UX/UI, te diré que el </w:t>
+      </w:r>
+      <w:r>
+        <w:rPr>
+          <w:rFonts w:ascii="Times New Roman" w:eastAsia="Times New Roman" w:hAnsi="Times New Roman" w:cs="Times New Roman"/>
+          <w:b/>
+          <w:bCs/>
+          <w:color w:val="1F1F1F"/>
+          <w:sz w:val="24"/>
+          <w:szCs w:val="24"/>
+          <w:bdr w:val="none" w:sz="0" w:space="0" w:color="auto" w:frame="1"/>
+          <w:lang w:eastAsia="es-ES"/>
+        </w:rPr>
+        <w:t>SEO (</w:t>
+      </w:r>
+      <w:proofErr w:type="spellStart"/>
+      <w:r>
+        <w:rPr>
+          <w:rFonts w:ascii="Times New Roman" w:eastAsia="Times New Roman" w:hAnsi="Times New Roman" w:cs="Times New Roman"/>
+          <w:b/>
+          <w:bCs/>
+          <w:color w:val="1F1F1F"/>
+          <w:sz w:val="24"/>
+          <w:szCs w:val="24"/>
+          <w:bdr w:val="none" w:sz="0" w:space="0" w:color="auto" w:frame="1"/>
+          <w:lang w:eastAsia="es-ES"/>
+        </w:rPr>
+        <w:t>Search</w:t>
+      </w:r>
+      <w:proofErr w:type="spellEnd"/>
+      <w:r>
+        <w:rPr>
+          <w:rFonts w:ascii="Times New Roman" w:eastAsia="Times New Roman" w:hAnsi="Times New Roman" w:cs="Times New Roman"/>
+          <w:b/>
+          <w:bCs/>
+          <w:color w:val="1F1F1F"/>
+          <w:sz w:val="24"/>
+          <w:szCs w:val="24"/>
+          <w:bdr w:val="none" w:sz="0" w:space="0" w:color="auto" w:frame="1"/>
+          <w:lang w:eastAsia="es-ES"/>
+        </w:rPr>
+        <w:t xml:space="preserve"> </w:t>
+      </w:r>
+      <w:proofErr w:type="spellStart"/>
+      <w:r>
+        <w:rPr>
+          <w:rFonts w:ascii="Times New Roman" w:eastAsia="Times New Roman" w:hAnsi="Times New Roman" w:cs="Times New Roman"/>
+          <w:b/>
+          <w:bCs/>
+          <w:color w:val="1F1F1F"/>
+          <w:sz w:val="24"/>
+          <w:szCs w:val="24"/>
+          <w:bdr w:val="none" w:sz="0" w:space="0" w:color="auto" w:frame="1"/>
+          <w:lang w:eastAsia="es-ES"/>
+        </w:rPr>
+        <w:t>Engine</w:t>
+      </w:r>
+      <w:proofErr w:type="spellEnd"/>
+      <w:r>
+        <w:rPr>
+          <w:rFonts w:ascii="Times New Roman" w:eastAsia="Times New Roman" w:hAnsi="Times New Roman" w:cs="Times New Roman"/>
+          <w:b/>
+          <w:bCs/>
+          <w:color w:val="1F1F1F"/>
+          <w:sz w:val="24"/>
+          <w:szCs w:val="24"/>
+          <w:bdr w:val="none" w:sz="0" w:space="0" w:color="auto" w:frame="1"/>
+          <w:lang w:eastAsia="es-ES"/>
+        </w:rPr>
+        <w:t xml:space="preserve"> </w:t>
+      </w:r>
+      <w:proofErr w:type="spellStart"/>
+      <w:r>
+        <w:rPr>
+          <w:rFonts w:ascii="Times New Roman" w:eastAsia="Times New Roman" w:hAnsi="Times New Roman" w:cs="Times New Roman"/>
+          <w:b/>
+          <w:bCs/>
+          <w:color w:val="1F1F1F"/>
+          <w:sz w:val="24"/>
+          <w:szCs w:val="24"/>
+          <w:bdr w:val="none" w:sz="0" w:space="0" w:color="auto" w:frame="1"/>
+          <w:lang w:eastAsia="es-ES"/>
+        </w:rPr>
+        <w:t>Optimization</w:t>
+      </w:r>
+      <w:proofErr w:type="spellEnd"/>
+      <w:r>
+        <w:rPr>
+          <w:rFonts w:ascii="Times New Roman" w:eastAsia="Times New Roman" w:hAnsi="Times New Roman" w:cs="Times New Roman"/>
+          <w:b/>
+          <w:bCs/>
+          <w:color w:val="1F1F1F"/>
+          <w:sz w:val="24"/>
+          <w:szCs w:val="24"/>
+          <w:bdr w:val="none" w:sz="0" w:space="0" w:color="auto" w:frame="1"/>
+          <w:lang w:eastAsia="es-ES"/>
+        </w:rPr>
+        <w:t>)</w:t>
+      </w:r>
+      <w:r>
+        <w:rPr>
+          <w:rFonts w:ascii="Times New Roman" w:eastAsia="Times New Roman" w:hAnsi="Times New Roman" w:cs="Times New Roman"/>
+          <w:color w:val="1F1F1F"/>
+          <w:sz w:val="24"/>
+          <w:szCs w:val="24"/>
+          <w:lang w:eastAsia="es-ES"/>
+        </w:rPr>
+        <w:t xml:space="preserve"> no es solo "aparecer en Google"; es la base de la </w:t>
+      </w:r>
+      <w:r>
+        <w:rPr>
+          <w:rFonts w:ascii="Times New Roman" w:eastAsia="Times New Roman" w:hAnsi="Times New Roman" w:cs="Times New Roman"/>
+          <w:b/>
+          <w:bCs/>
+          <w:color w:val="1F1F1F"/>
+          <w:sz w:val="24"/>
+          <w:szCs w:val="24"/>
+          <w:bdr w:val="none" w:sz="0" w:space="0" w:color="auto" w:frame="1"/>
+          <w:lang w:eastAsia="es-ES"/>
+        </w:rPr>
+        <w:t>arquitectura de información</w:t>
+      </w:r>
+      <w:r>
+        <w:rPr>
+          <w:rFonts w:ascii="Times New Roman" w:eastAsia="Times New Roman" w:hAnsi="Times New Roman" w:cs="Times New Roman"/>
+          <w:color w:val="1F1F1F"/>
+          <w:sz w:val="24"/>
+          <w:szCs w:val="24"/>
+          <w:lang w:eastAsia="es-ES"/>
+        </w:rPr>
+        <w:t xml:space="preserve"> y la </w:t>
+      </w:r>
+      <w:r>
+        <w:rPr>
+          <w:rFonts w:ascii="Times New Roman" w:eastAsia="Times New Roman" w:hAnsi="Times New Roman" w:cs="Times New Roman"/>
+          <w:b/>
+          <w:bCs/>
+          <w:color w:val="1F1F1F"/>
+          <w:sz w:val="24"/>
+          <w:szCs w:val="24"/>
+          <w:bdr w:val="none" w:sz="0" w:space="0" w:color="auto" w:frame="1"/>
+          <w:lang w:eastAsia="es-ES"/>
+        </w:rPr>
+        <w:t>usabilidad</w:t>
+      </w:r>
+      <w:r>
+        <w:rPr>
+          <w:rFonts w:ascii="Times New Roman" w:eastAsia="Times New Roman" w:hAnsi="Times New Roman" w:cs="Times New Roman"/>
+          <w:color w:val="1F1F1F"/>
+          <w:sz w:val="24"/>
+          <w:szCs w:val="24"/>
+          <w:lang w:eastAsia="es-ES"/>
+        </w:rPr>
+        <w:t>. De nada sirve tener la interfaz más estética y fluida del mercado si nadie puede encontrarla.</w:t>
+      </w:r>
+    </w:p>
+    <w:p>
+      <w:pPr>
+        <w:spacing w:before="100" w:beforeAutospacing="1" w:after="109" w:line="240" w:lineRule="auto"/>
+        <w:rPr>
+          <w:rFonts w:ascii="Times New Roman" w:eastAsia="Times New Roman" w:hAnsi="Times New Roman" w:cs="Times New Roman"/>
+          <w:color w:val="1F1F1F"/>
+          <w:sz w:val="24"/>
+          <w:szCs w:val="24"/>
+          <w:lang w:eastAsia="es-ES"/>
+        </w:rPr>
+      </w:pPr>
+      <w:r>
+        <w:rPr>
+          <w:rFonts w:ascii="Times New Roman" w:eastAsia="Times New Roman" w:hAnsi="Times New Roman" w:cs="Times New Roman"/>
+          <w:color w:val="1F1F1F"/>
+          <w:sz w:val="24"/>
+          <w:szCs w:val="24"/>
+          <w:lang w:eastAsia="es-ES"/>
+        </w:rPr>
+        <w:t>Desde mi perspectiva técnica y de diseño, su importancia radica en tres pilares fundamentales:</w:t>
+      </w:r>
+    </w:p>
+    <w:p>
+      <w:pPr>
+        <w:numPr>
+          <w:ilvl w:val="0"/>
+          <w:numId w:val="13"/>
+        </w:numPr>
+        <w:spacing w:before="100" w:beforeAutospacing="1" w:after="0" w:line="240" w:lineRule="auto"/>
+        <w:ind w:left="0"/>
+        <w:rPr>
+          <w:rFonts w:ascii="Times New Roman" w:eastAsia="Times New Roman" w:hAnsi="Times New Roman" w:cs="Times New Roman"/>
+          <w:color w:val="1F1F1F"/>
+          <w:sz w:val="24"/>
+          <w:szCs w:val="24"/>
+          <w:lang w:eastAsia="es-ES"/>
+        </w:rPr>
+      </w:pPr>
+      <w:r>
+        <w:rPr>
+          <w:rFonts w:ascii="Times New Roman" w:eastAsia="Times New Roman" w:hAnsi="Times New Roman" w:cs="Times New Roman"/>
+          <w:b/>
+          <w:bCs/>
+          <w:color w:val="1F1F1F"/>
+          <w:sz w:val="24"/>
+          <w:szCs w:val="24"/>
+          <w:bdr w:val="none" w:sz="0" w:space="0" w:color="auto" w:frame="1"/>
+          <w:lang w:eastAsia="es-ES"/>
+        </w:rPr>
+        <w:t>Visibilidad Orgánica y Accesibilidad:</w:t>
+      </w:r>
+      <w:r>
+        <w:rPr>
+          <w:rFonts w:ascii="Times New Roman" w:eastAsia="Times New Roman" w:hAnsi="Times New Roman" w:cs="Times New Roman"/>
+          <w:color w:val="1F1F1F"/>
+          <w:sz w:val="24"/>
+          <w:szCs w:val="24"/>
+          <w:lang w:eastAsia="es-ES"/>
+        </w:rPr>
+        <w:t xml:space="preserve"> El SEO técnico garantiza que los motores de búsqueda rastreen e indexen tu sitio correctamente. Si el código está limpio y la </w:t>
+      </w:r>
+      <w:r>
+        <w:rPr>
+          <w:rFonts w:ascii="Times New Roman" w:eastAsia="Times New Roman" w:hAnsi="Times New Roman" w:cs="Times New Roman"/>
+          <w:color w:val="1F1F1F"/>
+          <w:sz w:val="24"/>
+          <w:szCs w:val="24"/>
+          <w:lang w:eastAsia="es-ES"/>
+        </w:rPr>
+        <w:lastRenderedPageBreak/>
+        <w:t>jerarquía de encabezados ($H1, H2, H3$) es lógica, no solo Google te entiende mejor, sino que también mejoras la accesibilidad para usuarios que utilizan lectores de pantalla.</w:t>
+      </w:r>
+    </w:p>
+    <w:p>
+      <w:pPr>
+        <w:numPr>
+          <w:ilvl w:val="0"/>
+          <w:numId w:val="13"/>
+        </w:numPr>
+        <w:spacing w:before="100" w:beforeAutospacing="1" w:after="0" w:line="240" w:lineRule="auto"/>
+        <w:ind w:left="0"/>
+        <w:rPr>
+          <w:rFonts w:ascii="Times New Roman" w:eastAsia="Times New Roman" w:hAnsi="Times New Roman" w:cs="Times New Roman"/>
+          <w:color w:val="1F1F1F"/>
+          <w:sz w:val="24"/>
+          <w:szCs w:val="24"/>
+          <w:lang w:eastAsia="es-ES"/>
+        </w:rPr>
+      </w:pPr>
+      <w:r>
+        <w:rPr>
+          <w:rFonts w:ascii="Times New Roman" w:eastAsia="Times New Roman" w:hAnsi="Times New Roman" w:cs="Times New Roman"/>
+          <w:b/>
+          <w:bCs/>
+          <w:color w:val="1F1F1F"/>
+          <w:sz w:val="24"/>
+          <w:szCs w:val="24"/>
+          <w:bdr w:val="none" w:sz="0" w:space="0" w:color="auto" w:frame="1"/>
+          <w:lang w:eastAsia="es-ES"/>
+        </w:rPr>
+        <w:t>Rendimiento y Retención (WPO):</w:t>
+      </w:r>
+      <w:r>
+        <w:rPr>
+          <w:rFonts w:ascii="Times New Roman" w:eastAsia="Times New Roman" w:hAnsi="Times New Roman" w:cs="Times New Roman"/>
+          <w:color w:val="1F1F1F"/>
+          <w:sz w:val="24"/>
+          <w:szCs w:val="24"/>
+          <w:lang w:eastAsia="es-ES"/>
+        </w:rPr>
+        <w:t xml:space="preserve"> Un factor clave del SEO es la velocidad de carga. Como diseñador UX, sé que un segundo de retraso destruye la experiencia del usuario. La optimización SEO nos obliga a entregar sitios rápidos, ligeros y adaptables (</w:t>
+      </w:r>
+      <w:proofErr w:type="spellStart"/>
+      <w:r>
+        <w:rPr>
+          <w:rFonts w:ascii="Times New Roman" w:eastAsia="Times New Roman" w:hAnsi="Times New Roman" w:cs="Times New Roman"/>
+          <w:color w:val="1F1F1F"/>
+          <w:sz w:val="24"/>
+          <w:szCs w:val="24"/>
+          <w:lang w:eastAsia="es-ES"/>
+        </w:rPr>
+        <w:t>Responsive</w:t>
+      </w:r>
+      <w:proofErr w:type="spellEnd"/>
+      <w:r>
+        <w:rPr>
+          <w:rFonts w:ascii="Times New Roman" w:eastAsia="Times New Roman" w:hAnsi="Times New Roman" w:cs="Times New Roman"/>
+          <w:color w:val="1F1F1F"/>
+          <w:sz w:val="24"/>
+          <w:szCs w:val="24"/>
+          <w:lang w:eastAsia="es-ES"/>
+        </w:rPr>
+        <w:t>), lo que reduce la tasa de rebote.</w:t>
+      </w:r>
+    </w:p>
+    <w:p>
+      <w:pPr>
+        <w:numPr>
+          <w:ilvl w:val="0"/>
+          <w:numId w:val="13"/>
+        </w:numPr>
+        <w:spacing w:before="100" w:beforeAutospacing="1" w:after="0" w:line="240" w:lineRule="auto"/>
+        <w:ind w:left="0"/>
+        <w:rPr>
+          <w:rFonts w:ascii="Times New Roman" w:eastAsia="Times New Roman" w:hAnsi="Times New Roman" w:cs="Times New Roman"/>
+          <w:color w:val="1F1F1F"/>
+          <w:sz w:val="24"/>
+          <w:szCs w:val="24"/>
+          <w:lang w:eastAsia="es-ES"/>
+        </w:rPr>
+      </w:pPr>
+      <w:r>
+        <w:rPr>
+          <w:rFonts w:ascii="Times New Roman" w:eastAsia="Times New Roman" w:hAnsi="Times New Roman" w:cs="Times New Roman"/>
+          <w:b/>
+          <w:bCs/>
+          <w:color w:val="1F1F1F"/>
+          <w:sz w:val="24"/>
+          <w:szCs w:val="24"/>
+          <w:bdr w:val="none" w:sz="0" w:space="0" w:color="auto" w:frame="1"/>
+          <w:lang w:eastAsia="es-ES"/>
+        </w:rPr>
+        <w:t>Confianza y Credibilidad:</w:t>
+      </w:r>
+      <w:r>
+        <w:rPr>
+          <w:rFonts w:ascii="Times New Roman" w:eastAsia="Times New Roman" w:hAnsi="Times New Roman" w:cs="Times New Roman"/>
+          <w:color w:val="1F1F1F"/>
+          <w:sz w:val="24"/>
+          <w:szCs w:val="24"/>
+          <w:lang w:eastAsia="es-ES"/>
+        </w:rPr>
+        <w:t xml:space="preserve"> Aparecer en los primeros resultados genera una percepción de autoridad. Un sitio optimizado comunica que es una fuente segura, estructurada y profesional, alineándose con los principios de diseño que buscan guiar al usuario sin fricciones hacia su objetivo.</w:t>
+      </w:r>
+    </w:p>
+    <w:p>
+      <w:pPr>
+        <w:spacing w:before="100" w:beforeAutospacing="1" w:after="0" w:line="240" w:lineRule="auto"/>
+        <w:rPr>
+          <w:rFonts w:ascii="Times New Roman" w:eastAsia="Times New Roman" w:hAnsi="Times New Roman" w:cs="Times New Roman"/>
+          <w:color w:val="1F1F1F"/>
+          <w:sz w:val="24"/>
+          <w:szCs w:val="24"/>
+          <w:lang w:eastAsia="es-ES"/>
+        </w:rPr>
+      </w:pPr>
+      <w:r>
+        <w:rPr>
+          <w:rFonts w:ascii="Times New Roman" w:eastAsia="Times New Roman" w:hAnsi="Times New Roman" w:cs="Times New Roman"/>
+          <w:b/>
+          <w:bCs/>
+          <w:color w:val="1F1F1F"/>
+          <w:sz w:val="24"/>
+          <w:szCs w:val="24"/>
+          <w:bdr w:val="none" w:sz="0" w:space="0" w:color="auto" w:frame="1"/>
+          <w:lang w:eastAsia="es-ES"/>
+        </w:rPr>
+        <w:t>En resumen:</w:t>
+      </w:r>
+      <w:r>
+        <w:rPr>
+          <w:rFonts w:ascii="Times New Roman" w:eastAsia="Times New Roman" w:hAnsi="Times New Roman" w:cs="Times New Roman"/>
+          <w:color w:val="1F1F1F"/>
+          <w:sz w:val="24"/>
+          <w:szCs w:val="24"/>
+          <w:lang w:eastAsia="es-ES"/>
+        </w:rPr>
+        <w:t xml:space="preserve"> El SEO es la estrategia que asegura que tu diseño excepcional sea descubierto por las personas correctas en el momento preciso. </w:t>
+      </w:r>
+      <w:r>
+        <w:rPr>
+          <w:rFonts w:ascii="Times New Roman" w:eastAsia="Times New Roman" w:hAnsi="Times New Roman" w:cs="Times New Roman"/>
+          <w:b/>
+          <w:bCs/>
+          <w:color w:val="1F1F1F"/>
+          <w:sz w:val="24"/>
+          <w:szCs w:val="24"/>
+          <w:bdr w:val="none" w:sz="0" w:space="0" w:color="auto" w:frame="1"/>
+          <w:lang w:eastAsia="es-ES"/>
+        </w:rPr>
+        <w:t>Si la UX es el alma de tu web, el SEO es su voz.</w:t>
+      </w:r>
+    </w:p>
+    <w:p>
+      <w:pPr>
+        <w:spacing w:after="109" w:line="240" w:lineRule="auto"/>
+        <w:rPr>
+          <w:rFonts w:ascii="Times New Roman" w:eastAsia="Times New Roman" w:hAnsi="Times New Roman" w:cs="Times New Roman"/>
+          <w:color w:val="1F1F1F"/>
+          <w:sz w:val="24"/>
+          <w:szCs w:val="24"/>
+          <w:lang w:eastAsia="es-ES"/>
+        </w:rPr>
+      </w:pPr>
+      <w:r>
+        <w:rPr>
+          <w:rFonts w:ascii="Times New Roman" w:eastAsia="Times New Roman" w:hAnsi="Times New Roman" w:cs="Times New Roman"/>
+          <w:color w:val="1F1F1F"/>
+          <w:sz w:val="24"/>
+          <w:szCs w:val="24"/>
+          <w:lang w:eastAsia="es-ES"/>
+        </w:rPr>
+        <w:pict>
+          <v:rect id="_x0000_i1039" style="width:0;height:1.5pt" o:hralign="center" o:hrstd="t" o:hrnoshade="t" o:hr="t" fillcolor="gray" stroked="f"/>
+        </w:pict>
+      </w:r>
+    </w:p>
+    <w:p>
+      <w:pPr>
+        <w:spacing w:before="100" w:beforeAutospacing="1" w:after="217" w:line="240" w:lineRule="auto"/>
+        <w:rPr>
+          <w:rFonts w:ascii="Times New Roman" w:eastAsia="Times New Roman" w:hAnsi="Times New Roman" w:cs="Times New Roman"/>
+          <w:color w:val="1F1F1F"/>
+          <w:sz w:val="24"/>
+          <w:szCs w:val="24"/>
+          <w:lang w:eastAsia="es-ES"/>
+        </w:rPr>
+      </w:pPr>
+      <w:r>
+        <w:rPr>
+          <w:rFonts w:ascii="Times New Roman" w:eastAsia="Times New Roman" w:hAnsi="Times New Roman" w:cs="Times New Roman"/>
+          <w:color w:val="1F1F1F"/>
+          <w:sz w:val="24"/>
+          <w:szCs w:val="24"/>
+          <w:lang w:eastAsia="es-ES"/>
+        </w:rPr>
+        <w:t>¿Te gustaría que redacte este texto con un tono más comercial para un cliente o prefieres que profundicemos en los puntos técnicos para una sección de blog?</w:t>
+      </w:r>
+    </w:p>
+    <w:p/>
+    <w:p>
+      <w:pPr>
+        <w:spacing w:before="100" w:beforeAutospacing="1" w:after="109" w:line="240" w:lineRule="auto"/>
+        <w:outlineLvl w:val="1"/>
+        <w:rPr>
+          <w:rFonts w:ascii="Times New Roman" w:eastAsia="Times New Roman" w:hAnsi="Times New Roman" w:cs="Times New Roman"/>
+          <w:b/>
+          <w:bCs/>
+          <w:color w:val="1F1F1F"/>
+          <w:sz w:val="36"/>
+          <w:szCs w:val="36"/>
+          <w:lang w:eastAsia="es-ES"/>
+        </w:rPr>
+      </w:pPr>
+      <w:r>
+        <w:rPr>
+          <w:rFonts w:ascii="Times New Roman" w:eastAsia="Times New Roman" w:hAnsi="Times New Roman" w:cs="Times New Roman"/>
+          <w:b/>
+          <w:bCs/>
+          <w:color w:val="1F1F1F"/>
+          <w:sz w:val="36"/>
+          <w:szCs w:val="36"/>
+          <w:highlight w:val="green"/>
+          <w:lang w:eastAsia="es-ES"/>
+        </w:rPr>
+        <w:t>Tu Local Abierto al Mundo: La Web como Base del Crecimiento</w:t>
+      </w:r>
+    </w:p>
+    <w:p>
+      <w:pPr>
+        <w:spacing w:before="100" w:beforeAutospacing="1" w:after="0" w:line="240" w:lineRule="auto"/>
+        <w:rPr>
+          <w:rFonts w:ascii="Times New Roman" w:eastAsia="Times New Roman" w:hAnsi="Times New Roman" w:cs="Times New Roman"/>
+          <w:color w:val="1F1F1F"/>
+          <w:sz w:val="24"/>
+          <w:szCs w:val="24"/>
+          <w:lang w:eastAsia="es-ES"/>
+        </w:rPr>
+      </w:pPr>
+      <w:r>
+        <w:rPr>
+          <w:rFonts w:ascii="Times New Roman" w:eastAsia="Times New Roman" w:hAnsi="Times New Roman" w:cs="Times New Roman"/>
+          <w:color w:val="1F1F1F"/>
+          <w:sz w:val="24"/>
+          <w:szCs w:val="24"/>
+          <w:lang w:eastAsia="es-ES"/>
+        </w:rPr>
+        <w:t xml:space="preserve">Desde la perspectiva de un desarrollador y diseñador UX/UI, una página web no es solo un "folleto digital"; es el </w:t>
+      </w:r>
+      <w:r>
+        <w:rPr>
+          <w:rFonts w:ascii="Times New Roman" w:eastAsia="Times New Roman" w:hAnsi="Times New Roman" w:cs="Times New Roman"/>
+          <w:b/>
+          <w:bCs/>
+          <w:color w:val="1F1F1F"/>
+          <w:sz w:val="24"/>
+          <w:szCs w:val="24"/>
+          <w:bdr w:val="none" w:sz="0" w:space="0" w:color="auto" w:frame="1"/>
+          <w:lang w:eastAsia="es-ES"/>
+        </w:rPr>
+        <w:t>activo más valioso</w:t>
+      </w:r>
+      <w:r>
+        <w:rPr>
+          <w:rFonts w:ascii="Times New Roman" w:eastAsia="Times New Roman" w:hAnsi="Times New Roman" w:cs="Times New Roman"/>
+          <w:color w:val="1F1F1F"/>
+          <w:sz w:val="24"/>
+          <w:szCs w:val="24"/>
+          <w:lang w:eastAsia="es-ES"/>
+        </w:rPr>
+        <w:t xml:space="preserve"> de tu infraestructura de negocio. Para un nuevo emprendedor, la web es el punto donde la estrategia de marca se encuentra con la funcionalidad técnica para convertir visitantes en clientes.</w:t>
+      </w:r>
+    </w:p>
+    <w:p>
+      <w:pPr>
+        <w:spacing w:before="100" w:beforeAutospacing="1" w:after="217" w:line="240" w:lineRule="auto"/>
+        <w:rPr>
+          <w:rFonts w:ascii="Times New Roman" w:eastAsia="Times New Roman" w:hAnsi="Times New Roman" w:cs="Times New Roman"/>
+          <w:color w:val="1F1F1F"/>
+          <w:sz w:val="24"/>
+          <w:szCs w:val="24"/>
+          <w:lang w:eastAsia="es-ES"/>
+        </w:rPr>
+      </w:pPr>
+      <w:r>
+        <w:rPr>
+          <w:rFonts w:ascii="Times New Roman" w:eastAsia="Times New Roman" w:hAnsi="Times New Roman" w:cs="Times New Roman"/>
+          <w:color w:val="1F1F1F"/>
+          <w:sz w:val="24"/>
+          <w:szCs w:val="24"/>
+          <w:lang w:eastAsia="es-ES"/>
+        </w:rPr>
+        <w:t>Aquí te explico por qué es el motor fundamental de tu emprendimiento:</w:t>
+      </w:r>
+    </w:p>
+    <w:p>
+      <w:pPr>
+        <w:spacing w:after="109" w:line="240" w:lineRule="auto"/>
+        <w:rPr>
+          <w:rFonts w:ascii="Times New Roman" w:eastAsia="Times New Roman" w:hAnsi="Times New Roman" w:cs="Times New Roman"/>
+          <w:color w:val="1F1F1F"/>
+          <w:sz w:val="24"/>
+          <w:szCs w:val="24"/>
+          <w:lang w:eastAsia="es-ES"/>
+        </w:rPr>
+      </w:pPr>
+      <w:r>
+        <w:rPr>
+          <w:rFonts w:ascii="Times New Roman" w:eastAsia="Times New Roman" w:hAnsi="Times New Roman" w:cs="Times New Roman"/>
+          <w:color w:val="1F1F1F"/>
+          <w:sz w:val="24"/>
+          <w:szCs w:val="24"/>
+          <w:lang w:eastAsia="es-ES"/>
+        </w:rPr>
+        <w:pict>
+          <v:rect id="_x0000_i1040" style="width:0;height:1.5pt" o:hralign="center" o:hrstd="t" o:hrnoshade="t" o:hr="t" fillcolor="gray" stroked="f"/>
+        </w:pict>
+      </w:r>
+    </w:p>
+    <w:p>
+      <w:pPr>
+        <w:spacing w:before="100" w:beforeAutospacing="1" w:after="109" w:line="240" w:lineRule="auto"/>
+        <w:outlineLvl w:val="2"/>
+        <w:rPr>
+          <w:rFonts w:ascii="Times New Roman" w:eastAsia="Times New Roman" w:hAnsi="Times New Roman" w:cs="Times New Roman"/>
+          <w:b/>
+          <w:bCs/>
+          <w:color w:val="1F1F1F"/>
+          <w:sz w:val="27"/>
+          <w:szCs w:val="27"/>
+          <w:lang w:eastAsia="es-ES"/>
+        </w:rPr>
+      </w:pPr>
+      <w:r>
+        <w:rPr>
+          <w:rFonts w:ascii="Times New Roman" w:eastAsia="Times New Roman" w:hAnsi="Times New Roman" w:cs="Times New Roman"/>
+          <w:b/>
+          <w:bCs/>
+          <w:color w:val="1F1F1F"/>
+          <w:sz w:val="27"/>
+          <w:szCs w:val="27"/>
+          <w:lang w:eastAsia="es-ES"/>
+        </w:rPr>
+        <w:t>1. Propiedad y Control Total</w:t>
+      </w:r>
+    </w:p>
+    <w:p>
+      <w:pPr>
+        <w:spacing w:before="100" w:beforeAutospacing="1" w:after="0" w:line="240" w:lineRule="auto"/>
+        <w:rPr>
+          <w:rFonts w:ascii="Times New Roman" w:eastAsia="Times New Roman" w:hAnsi="Times New Roman" w:cs="Times New Roman"/>
+          <w:color w:val="1F1F1F"/>
+          <w:sz w:val="24"/>
+          <w:szCs w:val="24"/>
+          <w:lang w:eastAsia="es-ES"/>
+        </w:rPr>
+      </w:pPr>
+      <w:r>
+        <w:rPr>
+          <w:rFonts w:ascii="Times New Roman" w:eastAsia="Times New Roman" w:hAnsi="Times New Roman" w:cs="Times New Roman"/>
+          <w:color w:val="1F1F1F"/>
+          <w:sz w:val="24"/>
+          <w:szCs w:val="24"/>
+          <w:lang w:eastAsia="es-ES"/>
+        </w:rPr>
+        <w:t xml:space="preserve">A diferencia de las redes sociales, donde dependes de algoritmos externos y políticas que cambian sin aviso, </w:t>
+      </w:r>
+      <w:r>
+        <w:rPr>
+          <w:rFonts w:ascii="Times New Roman" w:eastAsia="Times New Roman" w:hAnsi="Times New Roman" w:cs="Times New Roman"/>
+          <w:b/>
+          <w:bCs/>
+          <w:color w:val="1F1F1F"/>
+          <w:sz w:val="24"/>
+          <w:szCs w:val="24"/>
+          <w:bdr w:val="none" w:sz="0" w:space="0" w:color="auto" w:frame="1"/>
+          <w:lang w:eastAsia="es-ES"/>
+        </w:rPr>
+        <w:t>tu web es tu territorio</w:t>
+      </w:r>
+      <w:r>
+        <w:rPr>
+          <w:rFonts w:ascii="Times New Roman" w:eastAsia="Times New Roman" w:hAnsi="Times New Roman" w:cs="Times New Roman"/>
+          <w:color w:val="1F1F1F"/>
+          <w:sz w:val="24"/>
+          <w:szCs w:val="24"/>
+          <w:lang w:eastAsia="es-ES"/>
+        </w:rPr>
+        <w:t>. Tú controlas la arquitectura de la información, el diseño visual y la experiencia del usuario (UX). Es el único lugar donde puedes guiar al cliente por un flujo de conversión diseñado específicamente para tus objetivos.</w:t>
+      </w:r>
+    </w:p>
+    <w:p>
+      <w:pPr>
+        <w:spacing w:before="100" w:beforeAutospacing="1" w:after="109" w:line="240" w:lineRule="auto"/>
+        <w:outlineLvl w:val="2"/>
+        <w:rPr>
+          <w:rFonts w:ascii="Times New Roman" w:eastAsia="Times New Roman" w:hAnsi="Times New Roman" w:cs="Times New Roman"/>
+          <w:b/>
+          <w:bCs/>
+          <w:color w:val="1F1F1F"/>
+          <w:sz w:val="27"/>
+          <w:szCs w:val="27"/>
+          <w:lang w:eastAsia="es-ES"/>
+        </w:rPr>
+      </w:pPr>
+      <w:r>
+        <w:rPr>
+          <w:rFonts w:ascii="Times New Roman" w:eastAsia="Times New Roman" w:hAnsi="Times New Roman" w:cs="Times New Roman"/>
+          <w:b/>
+          <w:bCs/>
+          <w:color w:val="1F1F1F"/>
+          <w:sz w:val="27"/>
+          <w:szCs w:val="27"/>
+          <w:lang w:eastAsia="es-ES"/>
+        </w:rPr>
+        <w:t>2. Credibilidad y Profesionalismo</w:t>
+      </w:r>
+    </w:p>
+    <w:p>
+      <w:pPr>
+        <w:spacing w:before="100" w:beforeAutospacing="1" w:after="0" w:line="240" w:lineRule="auto"/>
+        <w:rPr>
+          <w:rFonts w:ascii="Times New Roman" w:eastAsia="Times New Roman" w:hAnsi="Times New Roman" w:cs="Times New Roman"/>
+          <w:color w:val="1F1F1F"/>
+          <w:sz w:val="24"/>
+          <w:szCs w:val="24"/>
+          <w:lang w:eastAsia="es-ES"/>
+        </w:rPr>
+      </w:pPr>
+      <w:r>
+        <w:rPr>
+          <w:rFonts w:ascii="Times New Roman" w:eastAsia="Times New Roman" w:hAnsi="Times New Roman" w:cs="Times New Roman"/>
+          <w:color w:val="1F1F1F"/>
+          <w:sz w:val="24"/>
+          <w:szCs w:val="24"/>
+          <w:lang w:eastAsia="es-ES"/>
+        </w:rPr>
+        <w:t xml:space="preserve">En el ecosistema digital actual, si no tienes una web, para muchos clientes potenciales </w:t>
+      </w:r>
+      <w:r>
+        <w:rPr>
+          <w:rFonts w:ascii="Times New Roman" w:eastAsia="Times New Roman" w:hAnsi="Times New Roman" w:cs="Times New Roman"/>
+          <w:b/>
+          <w:bCs/>
+          <w:color w:val="1F1F1F"/>
+          <w:sz w:val="24"/>
+          <w:szCs w:val="24"/>
+          <w:bdr w:val="none" w:sz="0" w:space="0" w:color="auto" w:frame="1"/>
+          <w:lang w:eastAsia="es-ES"/>
+        </w:rPr>
+        <w:t>no existes</w:t>
+      </w:r>
+      <w:r>
+        <w:rPr>
+          <w:rFonts w:ascii="Times New Roman" w:eastAsia="Times New Roman" w:hAnsi="Times New Roman" w:cs="Times New Roman"/>
+          <w:color w:val="1F1F1F"/>
+          <w:sz w:val="24"/>
+          <w:szCs w:val="24"/>
+          <w:lang w:eastAsia="es-ES"/>
+        </w:rPr>
+        <w:t xml:space="preserve">. Una plataforma bien diseñada, con una interfaz limpia y un rendimiento optimizado, proyecta una imagen de solidez y confianza que una simple biografía de </w:t>
+      </w:r>
+      <w:proofErr w:type="spellStart"/>
+      <w:r>
+        <w:rPr>
+          <w:rFonts w:ascii="Times New Roman" w:eastAsia="Times New Roman" w:hAnsi="Times New Roman" w:cs="Times New Roman"/>
+          <w:color w:val="1F1F1F"/>
+          <w:sz w:val="24"/>
+          <w:szCs w:val="24"/>
+          <w:lang w:eastAsia="es-ES"/>
+        </w:rPr>
+        <w:t>Instagram</w:t>
+      </w:r>
+      <w:proofErr w:type="spellEnd"/>
+      <w:r>
+        <w:rPr>
+          <w:rFonts w:ascii="Times New Roman" w:eastAsia="Times New Roman" w:hAnsi="Times New Roman" w:cs="Times New Roman"/>
+          <w:color w:val="1F1F1F"/>
+          <w:sz w:val="24"/>
+          <w:szCs w:val="24"/>
+          <w:lang w:eastAsia="es-ES"/>
+        </w:rPr>
+        <w:t xml:space="preserve"> no puede igualar. Es la diferencia entre un "proyecto" y una "empresa".</w:t>
+      </w:r>
+    </w:p>
+    <w:p>
+      <w:pPr>
+        <w:spacing w:before="100" w:beforeAutospacing="1" w:after="109" w:line="240" w:lineRule="auto"/>
+        <w:outlineLvl w:val="2"/>
+        <w:rPr>
+          <w:rFonts w:ascii="Times New Roman" w:eastAsia="Times New Roman" w:hAnsi="Times New Roman" w:cs="Times New Roman"/>
+          <w:b/>
+          <w:bCs/>
+          <w:color w:val="1F1F1F"/>
+          <w:sz w:val="27"/>
+          <w:szCs w:val="27"/>
+          <w:lang w:eastAsia="es-ES"/>
+        </w:rPr>
+      </w:pPr>
+      <w:r>
+        <w:rPr>
+          <w:rFonts w:ascii="Times New Roman" w:eastAsia="Times New Roman" w:hAnsi="Times New Roman" w:cs="Times New Roman"/>
+          <w:b/>
+          <w:bCs/>
+          <w:color w:val="1F1F1F"/>
+          <w:sz w:val="27"/>
+          <w:szCs w:val="27"/>
+          <w:lang w:eastAsia="es-ES"/>
+        </w:rPr>
+        <w:t>3. Escalabilidad y Datos Realistas</w:t>
+      </w:r>
+    </w:p>
+    <w:p>
+      <w:pPr>
+        <w:spacing w:before="100" w:beforeAutospacing="1" w:after="109" w:line="240" w:lineRule="auto"/>
+        <w:rPr>
+          <w:rFonts w:ascii="Times New Roman" w:eastAsia="Times New Roman" w:hAnsi="Times New Roman" w:cs="Times New Roman"/>
+          <w:color w:val="1F1F1F"/>
+          <w:sz w:val="24"/>
+          <w:szCs w:val="24"/>
+          <w:lang w:eastAsia="es-ES"/>
+        </w:rPr>
+      </w:pPr>
+      <w:r>
+        <w:rPr>
+          <w:rFonts w:ascii="Times New Roman" w:eastAsia="Times New Roman" w:hAnsi="Times New Roman" w:cs="Times New Roman"/>
+          <w:color w:val="1F1F1F"/>
+          <w:sz w:val="24"/>
+          <w:szCs w:val="24"/>
+          <w:lang w:eastAsia="es-ES"/>
+        </w:rPr>
+        <w:lastRenderedPageBreak/>
+        <w:t>Como expertos en desarrollo, vemos la web como una herramienta de medición. A través de ella puedes:</w:t>
+      </w:r>
+    </w:p>
+    <w:p>
+      <w:pPr>
+        <w:numPr>
+          <w:ilvl w:val="0"/>
+          <w:numId w:val="14"/>
+        </w:numPr>
+        <w:spacing w:before="100" w:beforeAutospacing="1" w:after="0" w:line="240" w:lineRule="auto"/>
+        <w:ind w:left="0"/>
+        <w:rPr>
+          <w:rFonts w:ascii="Times New Roman" w:eastAsia="Times New Roman" w:hAnsi="Times New Roman" w:cs="Times New Roman"/>
+          <w:color w:val="1F1F1F"/>
+          <w:sz w:val="24"/>
+          <w:szCs w:val="24"/>
+          <w:lang w:eastAsia="es-ES"/>
+        </w:rPr>
+      </w:pPr>
+      <w:r>
+        <w:rPr>
+          <w:rFonts w:ascii="Times New Roman" w:eastAsia="Times New Roman" w:hAnsi="Times New Roman" w:cs="Times New Roman"/>
+          <w:b/>
+          <w:bCs/>
+          <w:color w:val="1F1F1F"/>
+          <w:sz w:val="24"/>
+          <w:szCs w:val="24"/>
+          <w:bdr w:val="none" w:sz="0" w:space="0" w:color="auto" w:frame="1"/>
+          <w:lang w:eastAsia="es-ES"/>
+        </w:rPr>
+        <w:t>Analizar el comportamiento:</w:t>
+      </w:r>
+      <w:r>
+        <w:rPr>
+          <w:rFonts w:ascii="Times New Roman" w:eastAsia="Times New Roman" w:hAnsi="Times New Roman" w:cs="Times New Roman"/>
+          <w:color w:val="1F1F1F"/>
+          <w:sz w:val="24"/>
+          <w:szCs w:val="24"/>
+          <w:lang w:eastAsia="es-ES"/>
+        </w:rPr>
+        <w:t xml:space="preserve"> Saber exactamente qué buscan tus usuarios y dónde abandonan el sitio.</w:t>
+      </w:r>
+    </w:p>
+    <w:p>
+      <w:pPr>
+        <w:numPr>
+          <w:ilvl w:val="0"/>
+          <w:numId w:val="14"/>
+        </w:numPr>
+        <w:spacing w:before="100" w:beforeAutospacing="1" w:after="0" w:line="240" w:lineRule="auto"/>
+        <w:ind w:left="0"/>
+        <w:rPr>
+          <w:rFonts w:ascii="Times New Roman" w:eastAsia="Times New Roman" w:hAnsi="Times New Roman" w:cs="Times New Roman"/>
+          <w:color w:val="1F1F1F"/>
+          <w:sz w:val="24"/>
+          <w:szCs w:val="24"/>
+          <w:lang w:eastAsia="es-ES"/>
+        </w:rPr>
+      </w:pPr>
+      <w:r>
+        <w:rPr>
+          <w:rFonts w:ascii="Times New Roman" w:eastAsia="Times New Roman" w:hAnsi="Times New Roman" w:cs="Times New Roman"/>
+          <w:b/>
+          <w:bCs/>
+          <w:color w:val="1F1F1F"/>
+          <w:sz w:val="24"/>
+          <w:szCs w:val="24"/>
+          <w:bdr w:val="none" w:sz="0" w:space="0" w:color="auto" w:frame="1"/>
+          <w:lang w:eastAsia="es-ES"/>
+        </w:rPr>
+        <w:t>Automatizar procesos:</w:t>
+      </w:r>
+      <w:r>
+        <w:rPr>
+          <w:rFonts w:ascii="Times New Roman" w:eastAsia="Times New Roman" w:hAnsi="Times New Roman" w:cs="Times New Roman"/>
+          <w:color w:val="1F1F1F"/>
+          <w:sz w:val="24"/>
+          <w:szCs w:val="24"/>
+          <w:lang w:eastAsia="es-ES"/>
+        </w:rPr>
+        <w:t xml:space="preserve"> Desde captar correos (leads) hasta procesar pagos, permitiendo que tu negocio crezca sin que tú tengas que estar presente 24/7.</w:t>
+      </w:r>
+    </w:p>
+    <w:p>
+      <w:pPr>
+        <w:numPr>
+          <w:ilvl w:val="0"/>
+          <w:numId w:val="14"/>
+        </w:numPr>
+        <w:spacing w:before="100" w:beforeAutospacing="1" w:after="0" w:line="240" w:lineRule="auto"/>
+        <w:ind w:left="0"/>
+        <w:rPr>
+          <w:rFonts w:ascii="Times New Roman" w:eastAsia="Times New Roman" w:hAnsi="Times New Roman" w:cs="Times New Roman"/>
+          <w:color w:val="1F1F1F"/>
+          <w:sz w:val="24"/>
+          <w:szCs w:val="24"/>
+          <w:lang w:eastAsia="es-ES"/>
+        </w:rPr>
+      </w:pPr>
+      <w:r>
+        <w:rPr>
+          <w:rFonts w:ascii="Times New Roman" w:eastAsia="Times New Roman" w:hAnsi="Times New Roman" w:cs="Times New Roman"/>
+          <w:b/>
+          <w:bCs/>
+          <w:color w:val="1F1F1F"/>
+          <w:sz w:val="24"/>
+          <w:szCs w:val="24"/>
+          <w:bdr w:val="none" w:sz="0" w:space="0" w:color="auto" w:frame="1"/>
+          <w:lang w:eastAsia="es-ES"/>
+        </w:rPr>
+        <w:t>Centralizar tu ecosistema:</w:t>
+      </w:r>
+      <w:r>
+        <w:rPr>
+          <w:rFonts w:ascii="Times New Roman" w:eastAsia="Times New Roman" w:hAnsi="Times New Roman" w:cs="Times New Roman"/>
+          <w:color w:val="1F1F1F"/>
+          <w:sz w:val="24"/>
+          <w:szCs w:val="24"/>
+          <w:lang w:eastAsia="es-ES"/>
+        </w:rPr>
+        <w:t xml:space="preserve"> La web es el núcleo donde aterrizan tus campañas de anuncios, redes sociales y correos electrónicos.</w:t>
+      </w:r>
+    </w:p>
+    <w:p>
+      <w:pPr>
+        <w:spacing w:after="109" w:line="240" w:lineRule="auto"/>
+        <w:rPr>
+          <w:rFonts w:ascii="Times New Roman" w:eastAsia="Times New Roman" w:hAnsi="Times New Roman" w:cs="Times New Roman"/>
+          <w:color w:val="1F1F1F"/>
+          <w:sz w:val="24"/>
+          <w:szCs w:val="24"/>
+          <w:lang w:eastAsia="es-ES"/>
+        </w:rPr>
+      </w:pPr>
+      <w:r>
+        <w:rPr>
+          <w:rFonts w:ascii="Times New Roman" w:eastAsia="Times New Roman" w:hAnsi="Times New Roman" w:cs="Times New Roman"/>
+          <w:color w:val="1F1F1F"/>
+          <w:sz w:val="24"/>
+          <w:szCs w:val="24"/>
+          <w:lang w:eastAsia="es-ES"/>
+        </w:rPr>
+        <w:pict>
+          <v:rect id="_x0000_i1041" style="width:0;height:1.5pt" o:hralign="center" o:hrstd="t" o:hrnoshade="t" o:hr="t" fillcolor="gray" stroked="f"/>
+        </w:pict>
+      </w:r>
+    </w:p>
+    <w:p>
+      <w:pPr>
+        <w:spacing w:before="100" w:beforeAutospacing="1" w:after="0" w:line="240" w:lineRule="auto"/>
+        <w:rPr>
+          <w:rFonts w:ascii="Times New Roman" w:eastAsia="Times New Roman" w:hAnsi="Times New Roman" w:cs="Times New Roman"/>
+          <w:color w:val="1F1F1F"/>
+          <w:sz w:val="24"/>
+          <w:szCs w:val="24"/>
+          <w:lang w:eastAsia="es-ES"/>
+        </w:rPr>
+      </w:pPr>
+      <w:r>
+        <w:rPr>
+          <w:rFonts w:ascii="Times New Roman" w:eastAsia="Times New Roman" w:hAnsi="Times New Roman" w:cs="Times New Roman"/>
+          <w:b/>
+          <w:bCs/>
+          <w:color w:val="1F1F1F"/>
+          <w:sz w:val="24"/>
+          <w:szCs w:val="24"/>
+          <w:bdr w:val="none" w:sz="0" w:space="0" w:color="auto" w:frame="1"/>
+          <w:lang w:eastAsia="es-ES"/>
+        </w:rPr>
+        <w:t>El veredicto del experto:</w:t>
+      </w:r>
+      <w:r>
+        <w:rPr>
+          <w:rFonts w:ascii="Times New Roman" w:eastAsia="Times New Roman" w:hAnsi="Times New Roman" w:cs="Times New Roman"/>
+          <w:color w:val="1F1F1F"/>
+          <w:sz w:val="24"/>
+          <w:szCs w:val="24"/>
+          <w:lang w:eastAsia="es-ES"/>
+        </w:rPr>
+        <w:t xml:space="preserve"> Construir un emprendimiento solo en redes sociales es como construir una casa en un terreno alquilado. Tu sitio web es el cimiento sólido que te da autoridad, autonomía y la capacidad técnica para escalar sin límites.</w:t>
+      </w:r>
+    </w:p>
+    <w:p>
+      <w:pPr>
+        <w:spacing w:before="100" w:beforeAutospacing="1" w:after="0" w:line="240" w:lineRule="auto"/>
+        <w:rPr>
+          <w:rFonts w:ascii="Times New Roman" w:eastAsia="Times New Roman" w:hAnsi="Times New Roman" w:cs="Times New Roman"/>
+          <w:color w:val="1F1F1F"/>
+          <w:sz w:val="24"/>
+          <w:szCs w:val="24"/>
+          <w:lang w:eastAsia="es-ES"/>
+        </w:rPr>
+      </w:pPr>
+      <w:r>
+        <w:rPr>
+          <w:rFonts w:ascii="Times New Roman" w:eastAsia="Times New Roman" w:hAnsi="Times New Roman" w:cs="Times New Roman"/>
+          <w:color w:val="1F1F1F"/>
+          <w:sz w:val="24"/>
+          <w:szCs w:val="24"/>
+          <w:lang w:eastAsia="es-ES"/>
+        </w:rPr>
+        <w:t xml:space="preserve">¿Te gustaría que te ayude a redactar una sección de </w:t>
+      </w:r>
+      <w:r>
+        <w:rPr>
+          <w:rFonts w:ascii="Times New Roman" w:eastAsia="Times New Roman" w:hAnsi="Times New Roman" w:cs="Times New Roman"/>
+          <w:b/>
+          <w:bCs/>
+          <w:color w:val="1F1F1F"/>
+          <w:sz w:val="24"/>
+          <w:szCs w:val="24"/>
+          <w:bdr w:val="none" w:sz="0" w:space="0" w:color="auto" w:frame="1"/>
+          <w:lang w:eastAsia="es-ES"/>
+        </w:rPr>
+        <w:t>"Sobre Nosotros"</w:t>
+      </w:r>
+      <w:r>
+        <w:rPr>
+          <w:rFonts w:ascii="Times New Roman" w:eastAsia="Times New Roman" w:hAnsi="Times New Roman" w:cs="Times New Roman"/>
+          <w:color w:val="1F1F1F"/>
+          <w:sz w:val="24"/>
+          <w:szCs w:val="24"/>
+          <w:lang w:eastAsia="es-ES"/>
+        </w:rPr>
+        <w:t xml:space="preserve"> que conecte con tus futuros clientes o prefieres una lista de las </w:t>
+      </w:r>
+      <w:r>
+        <w:rPr>
+          <w:rFonts w:ascii="Times New Roman" w:eastAsia="Times New Roman" w:hAnsi="Times New Roman" w:cs="Times New Roman"/>
+          <w:b/>
+          <w:bCs/>
+          <w:color w:val="1F1F1F"/>
+          <w:sz w:val="24"/>
+          <w:szCs w:val="24"/>
+          <w:bdr w:val="none" w:sz="0" w:space="0" w:color="auto" w:frame="1"/>
+          <w:lang w:eastAsia="es-ES"/>
+        </w:rPr>
+        <w:t>secciones esenciales</w:t>
+      </w:r>
+      <w:r>
+        <w:rPr>
+          <w:rFonts w:ascii="Times New Roman" w:eastAsia="Times New Roman" w:hAnsi="Times New Roman" w:cs="Times New Roman"/>
+          <w:color w:val="1F1F1F"/>
+          <w:sz w:val="24"/>
+          <w:szCs w:val="24"/>
+          <w:lang w:eastAsia="es-ES"/>
+        </w:rPr>
+        <w:t xml:space="preserve"> que debería tener tu primera web?</w:t>
+      </w:r>
+    </w:p>
+    <w:p/>
+    <w:p/>
+    <w:p>
+      <w:pPr>
+        <w:spacing w:before="100" w:beforeAutospacing="1" w:after="109" w:line="240" w:lineRule="auto"/>
+        <w:outlineLvl w:val="1"/>
+        <w:rPr>
+          <w:rFonts w:ascii="Times New Roman" w:eastAsia="Times New Roman" w:hAnsi="Times New Roman" w:cs="Times New Roman"/>
+          <w:b/>
+          <w:bCs/>
+          <w:color w:val="1F1F1F"/>
+          <w:sz w:val="36"/>
+          <w:szCs w:val="36"/>
+          <w:lang w:eastAsia="es-ES"/>
+        </w:rPr>
+      </w:pPr>
+      <w:r>
+        <w:rPr>
+          <w:rFonts w:ascii="Times New Roman" w:eastAsia="Times New Roman" w:hAnsi="Times New Roman" w:cs="Times New Roman"/>
+          <w:b/>
+          <w:bCs/>
+          <w:color w:val="1F1F1F"/>
+          <w:sz w:val="36"/>
+          <w:szCs w:val="36"/>
+          <w:highlight w:val="green"/>
+          <w:lang w:eastAsia="es-ES"/>
+        </w:rPr>
+        <w:t>El Diseño Personalizado: Tu ADN Digital frente a la Plantilla Genérica</w:t>
+      </w:r>
+    </w:p>
+    <w:p>
+      <w:pPr>
+        <w:spacing w:before="100" w:beforeAutospacing="1" w:after="0" w:line="240" w:lineRule="auto"/>
+        <w:rPr>
+          <w:rFonts w:ascii="Times New Roman" w:eastAsia="Times New Roman" w:hAnsi="Times New Roman" w:cs="Times New Roman"/>
+          <w:color w:val="1F1F1F"/>
+          <w:sz w:val="24"/>
+          <w:szCs w:val="24"/>
+          <w:lang w:eastAsia="es-ES"/>
+        </w:rPr>
+      </w:pPr>
+      <w:r>
+        <w:rPr>
+          <w:rFonts w:ascii="Times New Roman" w:eastAsia="Times New Roman" w:hAnsi="Times New Roman" w:cs="Times New Roman"/>
+          <w:color w:val="1F1F1F"/>
+          <w:sz w:val="24"/>
+          <w:szCs w:val="24"/>
+          <w:lang w:eastAsia="es-ES"/>
+        </w:rPr>
+        <w:t xml:space="preserve">Desde la perspectiva de un desarrollador y diseñador UX/UI, un </w:t>
+      </w:r>
+      <w:r>
+        <w:rPr>
+          <w:rFonts w:ascii="Times New Roman" w:eastAsia="Times New Roman" w:hAnsi="Times New Roman" w:cs="Times New Roman"/>
+          <w:b/>
+          <w:bCs/>
+          <w:color w:val="1F1F1F"/>
+          <w:sz w:val="24"/>
+          <w:szCs w:val="24"/>
+          <w:bdr w:val="none" w:sz="0" w:space="0" w:color="auto" w:frame="1"/>
+          <w:lang w:eastAsia="es-ES"/>
+        </w:rPr>
+        <w:t>diseño personalizado</w:t>
+      </w:r>
+      <w:r>
+        <w:rPr>
+          <w:rFonts w:ascii="Times New Roman" w:eastAsia="Times New Roman" w:hAnsi="Times New Roman" w:cs="Times New Roman"/>
+          <w:color w:val="1F1F1F"/>
+          <w:sz w:val="24"/>
+          <w:szCs w:val="24"/>
+          <w:lang w:eastAsia="es-ES"/>
+        </w:rPr>
+        <w:t xml:space="preserve"> no es un lujo estético; es una </w:t>
+      </w:r>
+      <w:r>
+        <w:rPr>
+          <w:rFonts w:ascii="Times New Roman" w:eastAsia="Times New Roman" w:hAnsi="Times New Roman" w:cs="Times New Roman"/>
+          <w:b/>
+          <w:bCs/>
+          <w:color w:val="1F1F1F"/>
+          <w:sz w:val="24"/>
+          <w:szCs w:val="24"/>
+          <w:bdr w:val="none" w:sz="0" w:space="0" w:color="auto" w:frame="1"/>
+          <w:lang w:eastAsia="es-ES"/>
+        </w:rPr>
+        <w:t>ventaja competitiva estratégica</w:t>
+      </w:r>
+      <w:r>
+        <w:rPr>
+          <w:rFonts w:ascii="Times New Roman" w:eastAsia="Times New Roman" w:hAnsi="Times New Roman" w:cs="Times New Roman"/>
+          <w:color w:val="1F1F1F"/>
+          <w:sz w:val="24"/>
+          <w:szCs w:val="24"/>
+          <w:lang w:eastAsia="es-ES"/>
+        </w:rPr>
+        <w:t>. Mientras que las plantillas limitan tu visión a estructuras rígidas, el desarrollo a medida permite que la tecnología se adapte a tu modelo de negocio, y no al revés.</w:t>
+      </w:r>
+    </w:p>
+    <w:p>
+      <w:pPr>
+        <w:spacing w:before="100" w:beforeAutospacing="1" w:after="217" w:line="240" w:lineRule="auto"/>
+        <w:rPr>
+          <w:rFonts w:ascii="Times New Roman" w:eastAsia="Times New Roman" w:hAnsi="Times New Roman" w:cs="Times New Roman"/>
+          <w:color w:val="1F1F1F"/>
+          <w:sz w:val="24"/>
+          <w:szCs w:val="24"/>
+          <w:lang w:eastAsia="es-ES"/>
+        </w:rPr>
+      </w:pPr>
+      <w:r>
+        <w:rPr>
+          <w:rFonts w:ascii="Times New Roman" w:eastAsia="Times New Roman" w:hAnsi="Times New Roman" w:cs="Times New Roman"/>
+          <w:color w:val="1F1F1F"/>
+          <w:sz w:val="24"/>
+          <w:szCs w:val="24"/>
+          <w:lang w:eastAsia="es-ES"/>
+        </w:rPr>
+        <w:t>Aquí te explico por qué el diseño personalizado es el "motor de alto rendimiento" para tu marca:</w:t>
+      </w:r>
+    </w:p>
+    <w:p>
+      <w:pPr>
+        <w:spacing w:after="109" w:line="240" w:lineRule="auto"/>
+        <w:rPr>
+          <w:rFonts w:ascii="Times New Roman" w:eastAsia="Times New Roman" w:hAnsi="Times New Roman" w:cs="Times New Roman"/>
+          <w:color w:val="1F1F1F"/>
+          <w:sz w:val="24"/>
+          <w:szCs w:val="24"/>
+          <w:lang w:eastAsia="es-ES"/>
+        </w:rPr>
+      </w:pPr>
+      <w:r>
+        <w:rPr>
+          <w:rFonts w:ascii="Times New Roman" w:eastAsia="Times New Roman" w:hAnsi="Times New Roman" w:cs="Times New Roman"/>
+          <w:color w:val="1F1F1F"/>
+          <w:sz w:val="24"/>
+          <w:szCs w:val="24"/>
+          <w:lang w:eastAsia="es-ES"/>
+        </w:rPr>
+        <w:pict>
+          <v:rect id="_x0000_i1042" style="width:0;height:1.5pt" o:hralign="center" o:hrstd="t" o:hrnoshade="t" o:hr="t" fillcolor="gray" stroked="f"/>
+        </w:pict>
+      </w:r>
+    </w:p>
+    <w:p>
+      <w:pPr>
+        <w:spacing w:before="100" w:beforeAutospacing="1" w:after="109" w:line="240" w:lineRule="auto"/>
+        <w:outlineLvl w:val="2"/>
+        <w:rPr>
+          <w:rFonts w:ascii="Times New Roman" w:eastAsia="Times New Roman" w:hAnsi="Times New Roman" w:cs="Times New Roman"/>
+          <w:b/>
+          <w:bCs/>
+          <w:color w:val="1F1F1F"/>
+          <w:sz w:val="27"/>
+          <w:szCs w:val="27"/>
+          <w:lang w:eastAsia="es-ES"/>
+        </w:rPr>
+      </w:pPr>
+      <w:r>
+        <w:rPr>
+          <w:rFonts w:ascii="Times New Roman" w:eastAsia="Times New Roman" w:hAnsi="Times New Roman" w:cs="Times New Roman"/>
+          <w:b/>
+          <w:bCs/>
+          <w:color w:val="1F1F1F"/>
+          <w:sz w:val="27"/>
+          <w:szCs w:val="27"/>
+          <w:lang w:eastAsia="es-ES"/>
+        </w:rPr>
+        <w:t>1. Experiencia de Usuario (UX) Orientada a Conversión</w:t>
+      </w:r>
+    </w:p>
+    <w:p>
+      <w:pPr>
+        <w:spacing w:before="100" w:beforeAutospacing="1" w:after="0" w:line="240" w:lineRule="auto"/>
+        <w:rPr>
+          <w:rFonts w:ascii="Times New Roman" w:eastAsia="Times New Roman" w:hAnsi="Times New Roman" w:cs="Times New Roman"/>
+          <w:color w:val="1F1F1F"/>
+          <w:sz w:val="24"/>
+          <w:szCs w:val="24"/>
+          <w:lang w:eastAsia="es-ES"/>
+        </w:rPr>
+      </w:pPr>
+      <w:r>
+        <w:rPr>
+          <w:rFonts w:ascii="Times New Roman" w:eastAsia="Times New Roman" w:hAnsi="Times New Roman" w:cs="Times New Roman"/>
+          <w:color w:val="1F1F1F"/>
+          <w:sz w:val="24"/>
+          <w:szCs w:val="24"/>
+          <w:lang w:eastAsia="es-ES"/>
+        </w:rPr>
+        <w:t xml:space="preserve">Un diseño a medida nos permite mapear el </w:t>
+      </w:r>
+      <w:proofErr w:type="spellStart"/>
+      <w:r>
+        <w:rPr>
+          <w:rFonts w:ascii="Times New Roman" w:eastAsia="Times New Roman" w:hAnsi="Times New Roman" w:cs="Times New Roman"/>
+          <w:b/>
+          <w:bCs/>
+          <w:color w:val="1F1F1F"/>
+          <w:sz w:val="24"/>
+          <w:szCs w:val="24"/>
+          <w:bdr w:val="none" w:sz="0" w:space="0" w:color="auto" w:frame="1"/>
+          <w:lang w:eastAsia="es-ES"/>
+        </w:rPr>
+        <w:t>user</w:t>
+      </w:r>
+      <w:proofErr w:type="spellEnd"/>
+      <w:r>
+        <w:rPr>
+          <w:rFonts w:ascii="Times New Roman" w:eastAsia="Times New Roman" w:hAnsi="Times New Roman" w:cs="Times New Roman"/>
+          <w:b/>
+          <w:bCs/>
+          <w:color w:val="1F1F1F"/>
+          <w:sz w:val="24"/>
+          <w:szCs w:val="24"/>
+          <w:bdr w:val="none" w:sz="0" w:space="0" w:color="auto" w:frame="1"/>
+          <w:lang w:eastAsia="es-ES"/>
+        </w:rPr>
+        <w:t xml:space="preserve"> </w:t>
+      </w:r>
+      <w:proofErr w:type="spellStart"/>
+      <w:r>
+        <w:rPr>
+          <w:rFonts w:ascii="Times New Roman" w:eastAsia="Times New Roman" w:hAnsi="Times New Roman" w:cs="Times New Roman"/>
+          <w:b/>
+          <w:bCs/>
+          <w:color w:val="1F1F1F"/>
+          <w:sz w:val="24"/>
+          <w:szCs w:val="24"/>
+          <w:bdr w:val="none" w:sz="0" w:space="0" w:color="auto" w:frame="1"/>
+          <w:lang w:eastAsia="es-ES"/>
+        </w:rPr>
+        <w:t>journey</w:t>
+      </w:r>
+      <w:proofErr w:type="spellEnd"/>
+      <w:r>
+        <w:rPr>
+          <w:rFonts w:ascii="Times New Roman" w:eastAsia="Times New Roman" w:hAnsi="Times New Roman" w:cs="Times New Roman"/>
+          <w:color w:val="1F1F1F"/>
+          <w:sz w:val="24"/>
+          <w:szCs w:val="24"/>
+          <w:lang w:eastAsia="es-ES"/>
+        </w:rPr>
+        <w:t xml:space="preserve"> (el camino del usuario) específico de tu cliente ideal. No forzamos al usuario a navegar por una estructura estándar; creamos flujos de navegación intuitivos que eliminan la fricción y guían directamente hacia la acción (compra, registro o contacto). </w:t>
+      </w:r>
+      <w:r>
+        <w:rPr>
+          <w:rFonts w:ascii="Times New Roman" w:eastAsia="Times New Roman" w:hAnsi="Times New Roman" w:cs="Times New Roman"/>
+          <w:b/>
+          <w:bCs/>
+          <w:color w:val="1F1F1F"/>
+          <w:sz w:val="24"/>
+          <w:szCs w:val="24"/>
+          <w:bdr w:val="none" w:sz="0" w:space="0" w:color="auto" w:frame="1"/>
+          <w:lang w:eastAsia="es-ES"/>
+        </w:rPr>
+        <w:t>Si la UX es fluida, la conversión es mayor.</w:t>
+      </w:r>
+    </w:p>
+    <w:p>
+      <w:pPr>
+        <w:spacing w:before="100" w:beforeAutospacing="1" w:after="109" w:line="240" w:lineRule="auto"/>
+        <w:outlineLvl w:val="2"/>
+        <w:rPr>
+          <w:rFonts w:ascii="Times New Roman" w:eastAsia="Times New Roman" w:hAnsi="Times New Roman" w:cs="Times New Roman"/>
+          <w:b/>
+          <w:bCs/>
+          <w:color w:val="1F1F1F"/>
+          <w:sz w:val="27"/>
+          <w:szCs w:val="27"/>
+          <w:lang w:eastAsia="es-ES"/>
+        </w:rPr>
+      </w:pPr>
+      <w:r>
+        <w:rPr>
+          <w:rFonts w:ascii="Times New Roman" w:eastAsia="Times New Roman" w:hAnsi="Times New Roman" w:cs="Times New Roman"/>
+          <w:b/>
+          <w:bCs/>
+          <w:color w:val="1F1F1F"/>
+          <w:sz w:val="27"/>
+          <w:szCs w:val="27"/>
+          <w:lang w:eastAsia="es-ES"/>
+        </w:rPr>
+        <w:t>2. Rendimiento Técnico y Velocidad (WPO)</w:t>
+      </w:r>
+    </w:p>
+    <w:p>
+      <w:pPr>
+        <w:spacing w:before="100" w:beforeAutospacing="1" w:after="0" w:line="240" w:lineRule="auto"/>
+        <w:rPr>
+          <w:rFonts w:ascii="Times New Roman" w:eastAsia="Times New Roman" w:hAnsi="Times New Roman" w:cs="Times New Roman"/>
+          <w:color w:val="1F1F1F"/>
+          <w:sz w:val="24"/>
+          <w:szCs w:val="24"/>
+          <w:lang w:eastAsia="es-ES"/>
+        </w:rPr>
+      </w:pPr>
+      <w:r>
+        <w:rPr>
+          <w:rFonts w:ascii="Times New Roman" w:eastAsia="Times New Roman" w:hAnsi="Times New Roman" w:cs="Times New Roman"/>
+          <w:color w:val="1F1F1F"/>
+          <w:sz w:val="24"/>
+          <w:szCs w:val="24"/>
+          <w:lang w:eastAsia="es-ES"/>
+        </w:rPr>
+        <w:t>Las plantillas suelen venir cargadas de código innecesario ("</w:t>
+      </w:r>
+      <w:proofErr w:type="spellStart"/>
+      <w:r>
+        <w:rPr>
+          <w:rFonts w:ascii="Times New Roman" w:eastAsia="Times New Roman" w:hAnsi="Times New Roman" w:cs="Times New Roman"/>
+          <w:color w:val="1F1F1F"/>
+          <w:sz w:val="24"/>
+          <w:szCs w:val="24"/>
+          <w:lang w:eastAsia="es-ES"/>
+        </w:rPr>
+        <w:t>bloatware</w:t>
+      </w:r>
+      <w:proofErr w:type="spellEnd"/>
+      <w:r>
+        <w:rPr>
+          <w:rFonts w:ascii="Times New Roman" w:eastAsia="Times New Roman" w:hAnsi="Times New Roman" w:cs="Times New Roman"/>
+          <w:color w:val="1F1F1F"/>
+          <w:sz w:val="24"/>
+          <w:szCs w:val="24"/>
+          <w:lang w:eastAsia="es-ES"/>
+        </w:rPr>
+        <w:t xml:space="preserve">") para ser "multiuso", lo que las hace pesadas y lentas. En un desarrollo personalizado, escribimos </w:t>
+      </w:r>
+      <w:r>
+        <w:rPr>
+          <w:rFonts w:ascii="Times New Roman" w:eastAsia="Times New Roman" w:hAnsi="Times New Roman" w:cs="Times New Roman"/>
+          <w:b/>
+          <w:bCs/>
+          <w:color w:val="1F1F1F"/>
+          <w:sz w:val="24"/>
+          <w:szCs w:val="24"/>
+          <w:bdr w:val="none" w:sz="0" w:space="0" w:color="auto" w:frame="1"/>
+          <w:lang w:eastAsia="es-ES"/>
+        </w:rPr>
+        <w:t>código limpio y optimizado</w:t>
+      </w:r>
+      <w:r>
+        <w:rPr>
+          <w:rFonts w:ascii="Times New Roman" w:eastAsia="Times New Roman" w:hAnsi="Times New Roman" w:cs="Times New Roman"/>
+          <w:color w:val="1F1F1F"/>
+          <w:sz w:val="24"/>
+          <w:szCs w:val="24"/>
+          <w:lang w:eastAsia="es-ES"/>
+        </w:rPr>
+        <w:t>. Esto se traduce en:</w:t>
+      </w:r>
+    </w:p>
+    <w:p>
+      <w:pPr>
+        <w:numPr>
+          <w:ilvl w:val="0"/>
+          <w:numId w:val="15"/>
+        </w:numPr>
+        <w:spacing w:before="100" w:beforeAutospacing="1" w:after="0" w:line="240" w:lineRule="auto"/>
+        <w:ind w:left="0"/>
+        <w:rPr>
+          <w:rFonts w:ascii="Times New Roman" w:eastAsia="Times New Roman" w:hAnsi="Times New Roman" w:cs="Times New Roman"/>
+          <w:color w:val="1F1F1F"/>
+          <w:sz w:val="24"/>
+          <w:szCs w:val="24"/>
+          <w:lang w:eastAsia="es-ES"/>
+        </w:rPr>
+      </w:pPr>
+      <w:r>
+        <w:rPr>
+          <w:rFonts w:ascii="Times New Roman" w:eastAsia="Times New Roman" w:hAnsi="Times New Roman" w:cs="Times New Roman"/>
+          <w:b/>
+          <w:bCs/>
+          <w:color w:val="1F1F1F"/>
+          <w:sz w:val="24"/>
+          <w:szCs w:val="24"/>
+          <w:bdr w:val="none" w:sz="0" w:space="0" w:color="auto" w:frame="1"/>
+          <w:lang w:eastAsia="es-ES"/>
+        </w:rPr>
+        <w:lastRenderedPageBreak/>
+        <w:t>Cargas instantáneas:</w:t>
+      </w:r>
+      <w:r>
+        <w:rPr>
+          <w:rFonts w:ascii="Times New Roman" w:eastAsia="Times New Roman" w:hAnsi="Times New Roman" w:cs="Times New Roman"/>
+          <w:color w:val="1F1F1F"/>
+          <w:sz w:val="24"/>
+          <w:szCs w:val="24"/>
+          <w:lang w:eastAsia="es-ES"/>
+        </w:rPr>
+        <w:t xml:space="preserve"> Crucial para retener usuarios móviles.</w:t>
+      </w:r>
+    </w:p>
+    <w:p>
+      <w:pPr>
+        <w:numPr>
+          <w:ilvl w:val="0"/>
+          <w:numId w:val="15"/>
+        </w:numPr>
+        <w:spacing w:before="100" w:beforeAutospacing="1" w:after="0" w:line="240" w:lineRule="auto"/>
+        <w:ind w:left="0"/>
+        <w:rPr>
+          <w:rFonts w:ascii="Times New Roman" w:eastAsia="Times New Roman" w:hAnsi="Times New Roman" w:cs="Times New Roman"/>
+          <w:color w:val="1F1F1F"/>
+          <w:sz w:val="24"/>
+          <w:szCs w:val="24"/>
+          <w:lang w:eastAsia="es-ES"/>
+        </w:rPr>
+      </w:pPr>
+      <w:r>
+        <w:rPr>
+          <w:rFonts w:ascii="Times New Roman" w:eastAsia="Times New Roman" w:hAnsi="Times New Roman" w:cs="Times New Roman"/>
+          <w:b/>
+          <w:bCs/>
+          <w:color w:val="1F1F1F"/>
+          <w:sz w:val="24"/>
+          <w:szCs w:val="24"/>
+          <w:bdr w:val="none" w:sz="0" w:space="0" w:color="auto" w:frame="1"/>
+          <w:lang w:eastAsia="es-ES"/>
+        </w:rPr>
+        <w:t>Mejor SEO:</w:t>
+      </w:r>
+      <w:r>
+        <w:rPr>
+          <w:rFonts w:ascii="Times New Roman" w:eastAsia="Times New Roman" w:hAnsi="Times New Roman" w:cs="Times New Roman"/>
+          <w:color w:val="1F1F1F"/>
+          <w:sz w:val="24"/>
+          <w:szCs w:val="24"/>
+          <w:lang w:eastAsia="es-ES"/>
+        </w:rPr>
+        <w:t xml:space="preserve"> A Google le encantan los sitios ligeros y bien estructurados técnicamente.</w:t>
+      </w:r>
+    </w:p>
+    <w:p>
+      <w:pPr>
+        <w:spacing w:before="100" w:beforeAutospacing="1" w:after="109" w:line="240" w:lineRule="auto"/>
+        <w:outlineLvl w:val="2"/>
+        <w:rPr>
+          <w:rFonts w:ascii="Times New Roman" w:eastAsia="Times New Roman" w:hAnsi="Times New Roman" w:cs="Times New Roman"/>
+          <w:b/>
+          <w:bCs/>
+          <w:color w:val="1F1F1F"/>
+          <w:sz w:val="27"/>
+          <w:szCs w:val="27"/>
+          <w:lang w:eastAsia="es-ES"/>
+        </w:rPr>
+      </w:pPr>
+      <w:r>
+        <w:rPr>
+          <w:rFonts w:ascii="Times New Roman" w:eastAsia="Times New Roman" w:hAnsi="Times New Roman" w:cs="Times New Roman"/>
+          <w:b/>
+          <w:bCs/>
+          <w:color w:val="1F1F1F"/>
+          <w:sz w:val="27"/>
+          <w:szCs w:val="27"/>
+          <w:lang w:eastAsia="es-ES"/>
+        </w:rPr>
+        <w:t>3. Escalabilidad y Seguridad</w:t>
+      </w:r>
+    </w:p>
+    <w:p>
+      <w:pPr>
+        <w:spacing w:before="100" w:beforeAutospacing="1" w:after="217" w:line="240" w:lineRule="auto"/>
+        <w:rPr>
+          <w:rFonts w:ascii="Times New Roman" w:eastAsia="Times New Roman" w:hAnsi="Times New Roman" w:cs="Times New Roman"/>
+          <w:color w:val="1F1F1F"/>
+          <w:sz w:val="24"/>
+          <w:szCs w:val="24"/>
+          <w:lang w:eastAsia="es-ES"/>
+        </w:rPr>
+      </w:pPr>
+      <w:r>
+        <w:rPr>
+          <w:rFonts w:ascii="Times New Roman" w:eastAsia="Times New Roman" w:hAnsi="Times New Roman" w:cs="Times New Roman"/>
+          <w:color w:val="1F1F1F"/>
+          <w:sz w:val="24"/>
+          <w:szCs w:val="24"/>
+          <w:lang w:eastAsia="es-ES"/>
+        </w:rPr>
+        <w:t>Tu sitio crece contigo. Un diseño personalizado es un sistema modular: si mañana necesitas integrar una pasarela de pagos específica, un sistema de reservas o un área de clientes, la arquitectura ya está preparada para expandirse sin "romper" el diseño original. Además, al no usar plantillas comerciales masivas, reduces drásticamente la vulnerabilidad ante ataques automatizados dirigidos a temas populares.</w:t>
+      </w:r>
+    </w:p>
+    <w:p>
+      <w:pPr>
+        <w:spacing w:before="100" w:beforeAutospacing="1" w:after="109" w:line="240" w:lineRule="auto"/>
+        <w:outlineLvl w:val="2"/>
+        <w:rPr>
+          <w:rFonts w:ascii="Times New Roman" w:eastAsia="Times New Roman" w:hAnsi="Times New Roman" w:cs="Times New Roman"/>
+          <w:b/>
+          <w:bCs/>
+          <w:color w:val="1F1F1F"/>
+          <w:sz w:val="27"/>
+          <w:szCs w:val="27"/>
+          <w:lang w:eastAsia="es-ES"/>
+        </w:rPr>
+      </w:pPr>
+      <w:r>
+        <w:rPr>
+          <w:rFonts w:ascii="Times New Roman" w:eastAsia="Times New Roman" w:hAnsi="Times New Roman" w:cs="Times New Roman"/>
+          <w:b/>
+          <w:bCs/>
+          <w:color w:val="1F1F1F"/>
+          <w:sz w:val="27"/>
+          <w:szCs w:val="27"/>
+          <w:lang w:eastAsia="es-ES"/>
+        </w:rPr>
+        <w:t xml:space="preserve">4. Diferenciación Visual y </w:t>
+      </w:r>
+      <w:proofErr w:type="spellStart"/>
+      <w:r>
+        <w:rPr>
+          <w:rFonts w:ascii="Times New Roman" w:eastAsia="Times New Roman" w:hAnsi="Times New Roman" w:cs="Times New Roman"/>
+          <w:b/>
+          <w:bCs/>
+          <w:color w:val="1F1F1F"/>
+          <w:sz w:val="27"/>
+          <w:szCs w:val="27"/>
+          <w:lang w:eastAsia="es-ES"/>
+        </w:rPr>
+        <w:t>Branding</w:t>
+      </w:r>
+      <w:proofErr w:type="spellEnd"/>
+    </w:p>
+    <w:p>
+      <w:pPr>
+        <w:spacing w:before="100" w:beforeAutospacing="1" w:after="0" w:line="240" w:lineRule="auto"/>
+        <w:rPr>
+          <w:rFonts w:ascii="Times New Roman" w:eastAsia="Times New Roman" w:hAnsi="Times New Roman" w:cs="Times New Roman"/>
+          <w:color w:val="1F1F1F"/>
+          <w:sz w:val="24"/>
+          <w:szCs w:val="24"/>
+          <w:lang w:eastAsia="es-ES"/>
+        </w:rPr>
+      </w:pPr>
+      <w:r>
+        <w:rPr>
+          <w:rFonts w:ascii="Times New Roman" w:eastAsia="Times New Roman" w:hAnsi="Times New Roman" w:cs="Times New Roman"/>
+          <w:color w:val="1F1F1F"/>
+          <w:sz w:val="24"/>
+          <w:szCs w:val="24"/>
+          <w:lang w:eastAsia="es-ES"/>
+        </w:rPr>
+        <w:t xml:space="preserve">En un mar de sitios web que se ven exactamente iguales, la personalización te da </w:t>
+      </w:r>
+      <w:r>
+        <w:rPr>
+          <w:rFonts w:ascii="Times New Roman" w:eastAsia="Times New Roman" w:hAnsi="Times New Roman" w:cs="Times New Roman"/>
+          <w:b/>
+          <w:bCs/>
+          <w:color w:val="1F1F1F"/>
+          <w:sz w:val="24"/>
+          <w:szCs w:val="24"/>
+          <w:bdr w:val="none" w:sz="0" w:space="0" w:color="auto" w:frame="1"/>
+          <w:lang w:eastAsia="es-ES"/>
+        </w:rPr>
+        <w:t>autoridad</w:t>
+      </w:r>
+      <w:r>
+        <w:rPr>
+          <w:rFonts w:ascii="Times New Roman" w:eastAsia="Times New Roman" w:hAnsi="Times New Roman" w:cs="Times New Roman"/>
+          <w:color w:val="1F1F1F"/>
+          <w:sz w:val="24"/>
+          <w:szCs w:val="24"/>
+          <w:lang w:eastAsia="es-ES"/>
+        </w:rPr>
+        <w:t xml:space="preserve">. Un diseño único comunica que tu marca es original, profesional y que cuida los detalles. Reflejamos tu identidad visual (colores, tipografías, </w:t>
+      </w:r>
+      <w:proofErr w:type="spellStart"/>
+      <w:r>
+        <w:rPr>
+          <w:rFonts w:ascii="Times New Roman" w:eastAsia="Times New Roman" w:hAnsi="Times New Roman" w:cs="Times New Roman"/>
+          <w:color w:val="1F1F1F"/>
+          <w:sz w:val="24"/>
+          <w:szCs w:val="24"/>
+          <w:lang w:eastAsia="es-ES"/>
+        </w:rPr>
+        <w:t>microinteracciones</w:t>
+      </w:r>
+      <w:proofErr w:type="spellEnd"/>
+      <w:r>
+        <w:rPr>
+          <w:rFonts w:ascii="Times New Roman" w:eastAsia="Times New Roman" w:hAnsi="Times New Roman" w:cs="Times New Roman"/>
+          <w:color w:val="1F1F1F"/>
+          <w:sz w:val="24"/>
+          <w:szCs w:val="24"/>
+          <w:lang w:eastAsia="es-ES"/>
+        </w:rPr>
+        <w:t xml:space="preserve">) de una manera que ninguna plantilla </w:t>
+      </w:r>
+      <w:proofErr w:type="spellStart"/>
+      <w:r>
+        <w:rPr>
+          <w:rFonts w:ascii="Times New Roman" w:eastAsia="Times New Roman" w:hAnsi="Times New Roman" w:cs="Times New Roman"/>
+          <w:color w:val="1F1F1F"/>
+          <w:sz w:val="24"/>
+          <w:szCs w:val="24"/>
+          <w:lang w:eastAsia="es-ES"/>
+        </w:rPr>
+        <w:t>preconfigurada</w:t>
+      </w:r>
+      <w:proofErr w:type="spellEnd"/>
+      <w:r>
+        <w:rPr>
+          <w:rFonts w:ascii="Times New Roman" w:eastAsia="Times New Roman" w:hAnsi="Times New Roman" w:cs="Times New Roman"/>
+          <w:color w:val="1F1F1F"/>
+          <w:sz w:val="24"/>
+          <w:szCs w:val="24"/>
+          <w:lang w:eastAsia="es-ES"/>
+        </w:rPr>
+        <w:t xml:space="preserve"> puede replicar.</w:t>
+      </w:r>
+    </w:p>
+    <w:p>
+      <w:pPr>
+        <w:spacing w:after="109" w:line="240" w:lineRule="auto"/>
+        <w:rPr>
+          <w:rFonts w:ascii="Times New Roman" w:eastAsia="Times New Roman" w:hAnsi="Times New Roman" w:cs="Times New Roman"/>
+          <w:color w:val="1F1F1F"/>
+          <w:sz w:val="24"/>
+          <w:szCs w:val="24"/>
+          <w:lang w:eastAsia="es-ES"/>
+        </w:rPr>
+      </w:pPr>
+      <w:r>
+        <w:rPr>
+          <w:rFonts w:ascii="Times New Roman" w:eastAsia="Times New Roman" w:hAnsi="Times New Roman" w:cs="Times New Roman"/>
+          <w:color w:val="1F1F1F"/>
+          <w:sz w:val="24"/>
+          <w:szCs w:val="24"/>
+          <w:lang w:eastAsia="es-ES"/>
+        </w:rPr>
+        <w:pict>
+          <v:rect id="_x0000_i1043" style="width:0;height:1.5pt" o:hralign="center" o:hrstd="t" o:hrnoshade="t" o:hr="t" fillcolor="gray" stroked="f"/>
+        </w:pict>
+      </w:r>
+    </w:p>
+    <w:p>
+      <w:pPr>
+        <w:spacing w:before="100" w:beforeAutospacing="1" w:after="0" w:line="240" w:lineRule="auto"/>
+        <w:rPr>
+          <w:rFonts w:ascii="Times New Roman" w:eastAsia="Times New Roman" w:hAnsi="Times New Roman" w:cs="Times New Roman"/>
+          <w:color w:val="1F1F1F"/>
+          <w:sz w:val="24"/>
+          <w:szCs w:val="24"/>
+          <w:lang w:eastAsia="es-ES"/>
+        </w:rPr>
+      </w:pPr>
+      <w:r>
+        <w:rPr>
+          <w:rFonts w:ascii="Times New Roman" w:eastAsia="Times New Roman" w:hAnsi="Times New Roman" w:cs="Times New Roman"/>
+          <w:b/>
+          <w:bCs/>
+          <w:color w:val="1F1F1F"/>
+          <w:sz w:val="24"/>
+          <w:szCs w:val="24"/>
+          <w:bdr w:val="none" w:sz="0" w:space="0" w:color="auto" w:frame="1"/>
+          <w:lang w:eastAsia="es-ES"/>
+        </w:rPr>
+        <w:t>La visión del experto:</w:t>
+      </w:r>
+      <w:r>
+        <w:rPr>
+          <w:rFonts w:ascii="Times New Roman" w:eastAsia="Times New Roman" w:hAnsi="Times New Roman" w:cs="Times New Roman"/>
+          <w:color w:val="1F1F1F"/>
+          <w:sz w:val="24"/>
+          <w:szCs w:val="24"/>
+          <w:lang w:eastAsia="es-ES"/>
+        </w:rPr>
+        <w:t xml:space="preserve"> Una plantilla es un traje de talla única; el diseño personalizado es </w:t>
+      </w:r>
+      <w:r>
+        <w:rPr>
+          <w:rFonts w:ascii="Times New Roman" w:eastAsia="Times New Roman" w:hAnsi="Times New Roman" w:cs="Times New Roman"/>
+          <w:b/>
+          <w:bCs/>
+          <w:color w:val="1F1F1F"/>
+          <w:sz w:val="24"/>
+          <w:szCs w:val="24"/>
+          <w:bdr w:val="none" w:sz="0" w:space="0" w:color="auto" w:frame="1"/>
+          <w:lang w:eastAsia="es-ES"/>
+        </w:rPr>
+        <w:t>sastrería digital</w:t>
+      </w:r>
+      <w:r>
+        <w:rPr>
+          <w:rFonts w:ascii="Times New Roman" w:eastAsia="Times New Roman" w:hAnsi="Times New Roman" w:cs="Times New Roman"/>
+          <w:color w:val="1F1F1F"/>
+          <w:sz w:val="24"/>
+          <w:szCs w:val="24"/>
+          <w:lang w:eastAsia="es-ES"/>
+        </w:rPr>
+        <w:t>. Se ajusta perfectamente a tus necesidades actuales y proyecta la imagen exacta que quieres que el mundo vea de tu empresa.</w:t>
+      </w:r>
+    </w:p>
+    <w:p>
+      <w:pPr>
+        <w:spacing w:after="109" w:line="240" w:lineRule="auto"/>
+        <w:rPr>
+          <w:rFonts w:ascii="Times New Roman" w:eastAsia="Times New Roman" w:hAnsi="Times New Roman" w:cs="Times New Roman"/>
+          <w:color w:val="1F1F1F"/>
+          <w:sz w:val="24"/>
+          <w:szCs w:val="24"/>
+          <w:lang w:eastAsia="es-ES"/>
+        </w:rPr>
+      </w:pPr>
+      <w:r>
+        <w:rPr>
+          <w:rFonts w:ascii="Times New Roman" w:eastAsia="Times New Roman" w:hAnsi="Times New Roman" w:cs="Times New Roman"/>
+          <w:color w:val="1F1F1F"/>
+          <w:sz w:val="24"/>
+          <w:szCs w:val="24"/>
+          <w:lang w:eastAsia="es-ES"/>
+        </w:rPr>
+        <w:pict>
+          <v:rect id="_x0000_i1044" style="width:0;height:1.5pt" o:hralign="center" o:hrstd="t" o:hrnoshade="t" o:hr="t" fillcolor="gray" stroked="f"/>
+        </w:pict>
+      </w:r>
+    </w:p>
+    <w:p>
+      <w:pPr>
+        <w:spacing w:before="100" w:beforeAutospacing="1" w:after="0" w:line="240" w:lineRule="auto"/>
+        <w:rPr>
+          <w:rFonts w:ascii="Times New Roman" w:eastAsia="Times New Roman" w:hAnsi="Times New Roman" w:cs="Times New Roman"/>
+          <w:color w:val="1F1F1F"/>
+          <w:sz w:val="24"/>
+          <w:szCs w:val="24"/>
+          <w:lang w:eastAsia="es-ES"/>
+        </w:rPr>
+      </w:pPr>
+      <w:r>
+        <w:rPr>
+          <w:rFonts w:ascii="Times New Roman" w:eastAsia="Times New Roman" w:hAnsi="Times New Roman" w:cs="Times New Roman"/>
+          <w:color w:val="1F1F1F"/>
+          <w:sz w:val="24"/>
+          <w:szCs w:val="24"/>
+          <w:lang w:eastAsia="es-ES"/>
+        </w:rPr>
+        <w:t xml:space="preserve">¿Te gustaría que analicemos qué funciones específicas de </w:t>
+      </w:r>
+      <w:r>
+        <w:rPr>
+          <w:rFonts w:ascii="Times New Roman" w:eastAsia="Times New Roman" w:hAnsi="Times New Roman" w:cs="Times New Roman"/>
+          <w:b/>
+          <w:bCs/>
+          <w:color w:val="1F1F1F"/>
+          <w:sz w:val="24"/>
+          <w:szCs w:val="24"/>
+          <w:bdr w:val="none" w:sz="0" w:space="0" w:color="auto" w:frame="1"/>
+          <w:lang w:eastAsia="es-ES"/>
+        </w:rPr>
+        <w:t>tu modelo de negocio</w:t>
+      </w:r>
+      <w:r>
+        <w:rPr>
+          <w:rFonts w:ascii="Times New Roman" w:eastAsia="Times New Roman" w:hAnsi="Times New Roman" w:cs="Times New Roman"/>
+          <w:color w:val="1F1F1F"/>
+          <w:sz w:val="24"/>
+          <w:szCs w:val="24"/>
+          <w:lang w:eastAsia="es-ES"/>
+        </w:rPr>
+        <w:t xml:space="preserve"> se beneficiarían más de un desarrollo a medida? Por ejemplo, ¿necesitas un sistema de cotización automático o un catálogo interactivo?</w:t>
+      </w:r>
+    </w:p>
+    <w:p/>
     <w:p/>
     <w:sectPr>
       <w:pgSz w:w="11906" w:h="16838"/>
@@ -6569,6 +8410,304 @@
 <file path=word/numbering.xml><?xml version="1.0" encoding="utf-8"?>
 <w:numbering xmlns:ve="http://schemas.openxmlformats.org/markup-compatibility/2006" xmlns:o="urn:schemas-microsoft-com:office:office" xmlns:r="http://schemas.openxmlformats.org/officeDocument/2006/relationships" xmlns:m="http://schemas.openxmlformats.org/officeDocument/2006/math" xmlns:v="urn:schemas-microsoft-com:vml" xmlns:wp="http://schemas.openxmlformats.org/drawingml/2006/wordprocessingDrawing" xmlns:w10="urn:schemas-microsoft-com:office:word" xmlns:w="http://schemas.openxmlformats.org/wordprocessingml/2006/main" xmlns:wne="http://schemas.microsoft.com/office/word/2006/wordml">
   <w:abstractNum w:abstractNumId="0">
+    <w:nsid w:val="0836402C"/>
+    <w:multiLevelType w:val="multilevel"/>
+    <w:tmpl w:val="32483CDA"/>
+    <w:lvl w:ilvl="0">
+      <w:start w:val="1"/>
+      <w:numFmt w:val="bullet"/>
+      <w:lvlText w:val=""/>
+      <w:lvlJc w:val="left"/>
+      <w:pPr>
+        <w:tabs>
+          <w:tab w:val="num" w:pos="720"/>
+        </w:tabs>
+        <w:ind w:left="720" w:hanging="360"/>
+      </w:pPr>
+      <w:rPr>
+        <w:rFonts w:ascii="Symbol" w:hAnsi="Symbol" w:hint="default"/>
+        <w:sz w:val="20"/>
+      </w:rPr>
+    </w:lvl>
+    <w:lvl w:ilvl="1" w:tentative="1">
+      <w:start w:val="1"/>
+      <w:numFmt w:val="bullet"/>
+      <w:lvlText w:val="o"/>
+      <w:lvlJc w:val="left"/>
+      <w:pPr>
+        <w:tabs>
+          <w:tab w:val="num" w:pos="1440"/>
+        </w:tabs>
+        <w:ind w:left="1440" w:hanging="360"/>
+      </w:pPr>
+      <w:rPr>
+        <w:rFonts w:ascii="Courier New" w:hAnsi="Courier New" w:hint="default"/>
+        <w:sz w:val="20"/>
+      </w:rPr>
+    </w:lvl>
+    <w:lvl w:ilvl="2" w:tentative="1">
+      <w:start w:val="1"/>
+      <w:numFmt w:val="bullet"/>
+      <w:lvlText w:val=""/>
+      <w:lvlJc w:val="left"/>
+      <w:pPr>
+        <w:tabs>
+          <w:tab w:val="num" w:pos="2160"/>
+        </w:tabs>
+        <w:ind w:left="2160" w:hanging="360"/>
+      </w:pPr>
+      <w:rPr>
+        <w:rFonts w:ascii="Wingdings" w:hAnsi="Wingdings" w:hint="default"/>
+        <w:sz w:val="20"/>
+      </w:rPr>
+    </w:lvl>
+    <w:lvl w:ilvl="3" w:tentative="1">
+      <w:start w:val="1"/>
+      <w:numFmt w:val="bullet"/>
+      <w:lvlText w:val=""/>
+      <w:lvlJc w:val="left"/>
+      <w:pPr>
+        <w:tabs>
+          <w:tab w:val="num" w:pos="2880"/>
+        </w:tabs>
+        <w:ind w:left="2880" w:hanging="360"/>
+      </w:pPr>
+      <w:rPr>
+        <w:rFonts w:ascii="Wingdings" w:hAnsi="Wingdings" w:hint="default"/>
+        <w:sz w:val="20"/>
+      </w:rPr>
+    </w:lvl>
+    <w:lvl w:ilvl="4" w:tentative="1">
+      <w:start w:val="1"/>
+      <w:numFmt w:val="bullet"/>
+      <w:lvlText w:val=""/>
+      <w:lvlJc w:val="left"/>
+      <w:pPr>
+        <w:tabs>
+          <w:tab w:val="num" w:pos="3600"/>
+        </w:tabs>
+        <w:ind w:left="3600" w:hanging="360"/>
+      </w:pPr>
+      <w:rPr>
+        <w:rFonts w:ascii="Wingdings" w:hAnsi="Wingdings" w:hint="default"/>
+        <w:sz w:val="20"/>
+      </w:rPr>
+    </w:lvl>
+    <w:lvl w:ilvl="5" w:tentative="1">
+      <w:start w:val="1"/>
+      <w:numFmt w:val="bullet"/>
+      <w:lvlText w:val=""/>
+      <w:lvlJc w:val="left"/>
+      <w:pPr>
+        <w:tabs>
+          <w:tab w:val="num" w:pos="4320"/>
+        </w:tabs>
+        <w:ind w:left="4320" w:hanging="360"/>
+      </w:pPr>
+      <w:rPr>
+        <w:rFonts w:ascii="Wingdings" w:hAnsi="Wingdings" w:hint="default"/>
+        <w:sz w:val="20"/>
+      </w:rPr>
+    </w:lvl>
+    <w:lvl w:ilvl="6" w:tentative="1">
+      <w:start w:val="1"/>
+      <w:numFmt w:val="bullet"/>
+      <w:lvlText w:val=""/>
+      <w:lvlJc w:val="left"/>
+      <w:pPr>
+        <w:tabs>
+          <w:tab w:val="num" w:pos="5040"/>
+        </w:tabs>
+        <w:ind w:left="5040" w:hanging="360"/>
+      </w:pPr>
+      <w:rPr>
+        <w:rFonts w:ascii="Wingdings" w:hAnsi="Wingdings" w:hint="default"/>
+        <w:sz w:val="20"/>
+      </w:rPr>
+    </w:lvl>
+    <w:lvl w:ilvl="7" w:tentative="1">
+      <w:start w:val="1"/>
+      <w:numFmt w:val="bullet"/>
+      <w:lvlText w:val=""/>
+      <w:lvlJc w:val="left"/>
+      <w:pPr>
+        <w:tabs>
+          <w:tab w:val="num" w:pos="5760"/>
+        </w:tabs>
+        <w:ind w:left="5760" w:hanging="360"/>
+      </w:pPr>
+      <w:rPr>
+        <w:rFonts w:ascii="Wingdings" w:hAnsi="Wingdings" w:hint="default"/>
+        <w:sz w:val="20"/>
+      </w:rPr>
+    </w:lvl>
+    <w:lvl w:ilvl="8" w:tentative="1">
+      <w:start w:val="1"/>
+      <w:numFmt w:val="bullet"/>
+      <w:lvlText w:val=""/>
+      <w:lvlJc w:val="left"/>
+      <w:pPr>
+        <w:tabs>
+          <w:tab w:val="num" w:pos="6480"/>
+        </w:tabs>
+        <w:ind w:left="6480" w:hanging="360"/>
+      </w:pPr>
+      <w:rPr>
+        <w:rFonts w:ascii="Wingdings" w:hAnsi="Wingdings" w:hint="default"/>
+        <w:sz w:val="20"/>
+      </w:rPr>
+    </w:lvl>
+  </w:abstractNum>
+  <w:abstractNum w:abstractNumId="1">
+    <w:nsid w:val="1A1F55EE"/>
+    <w:multiLevelType w:val="multilevel"/>
+    <w:tmpl w:val="8230E7D8"/>
+    <w:lvl w:ilvl="0">
+      <w:start w:val="1"/>
+      <w:numFmt w:val="bullet"/>
+      <w:lvlText w:val=""/>
+      <w:lvlJc w:val="left"/>
+      <w:pPr>
+        <w:tabs>
+          <w:tab w:val="num" w:pos="720"/>
+        </w:tabs>
+        <w:ind w:left="720" w:hanging="360"/>
+      </w:pPr>
+      <w:rPr>
+        <w:rFonts w:ascii="Symbol" w:hAnsi="Symbol" w:hint="default"/>
+        <w:sz w:val="20"/>
+      </w:rPr>
+    </w:lvl>
+    <w:lvl w:ilvl="1" w:tentative="1">
+      <w:start w:val="1"/>
+      <w:numFmt w:val="bullet"/>
+      <w:lvlText w:val="o"/>
+      <w:lvlJc w:val="left"/>
+      <w:pPr>
+        <w:tabs>
+          <w:tab w:val="num" w:pos="1440"/>
+        </w:tabs>
+        <w:ind w:left="1440" w:hanging="360"/>
+      </w:pPr>
+      <w:rPr>
+        <w:rFonts w:ascii="Courier New" w:hAnsi="Courier New" w:hint="default"/>
+        <w:sz w:val="20"/>
+      </w:rPr>
+    </w:lvl>
+    <w:lvl w:ilvl="2" w:tentative="1">
+      <w:start w:val="1"/>
+      <w:numFmt w:val="bullet"/>
+      <w:lvlText w:val=""/>
+      <w:lvlJc w:val="left"/>
+      <w:pPr>
+        <w:tabs>
+          <w:tab w:val="num" w:pos="2160"/>
+        </w:tabs>
+        <w:ind w:left="2160" w:hanging="360"/>
+      </w:pPr>
+      <w:rPr>
+        <w:rFonts w:ascii="Wingdings" w:hAnsi="Wingdings" w:hint="default"/>
+        <w:sz w:val="20"/>
+      </w:rPr>
+    </w:lvl>
+    <w:lvl w:ilvl="3" w:tentative="1">
+      <w:start w:val="1"/>
+      <w:numFmt w:val="bullet"/>
+      <w:lvlText w:val=""/>
+      <w:lvlJc w:val="left"/>
+      <w:pPr>
+        <w:tabs>
+          <w:tab w:val="num" w:pos="2880"/>
+        </w:tabs>
+        <w:ind w:left="2880" w:hanging="360"/>
+      </w:pPr>
+      <w:rPr>
+        <w:rFonts w:ascii="Wingdings" w:hAnsi="Wingdings" w:hint="default"/>
+        <w:sz w:val="20"/>
+      </w:rPr>
+    </w:lvl>
+    <w:lvl w:ilvl="4" w:tentative="1">
+      <w:start w:val="1"/>
+      <w:numFmt w:val="bullet"/>
+      <w:lvlText w:val=""/>
+      <w:lvlJc w:val="left"/>
+      <w:pPr>
+        <w:tabs>
+          <w:tab w:val="num" w:pos="3600"/>
+        </w:tabs>
+        <w:ind w:left="3600" w:hanging="360"/>
+      </w:pPr>
+      <w:rPr>
+        <w:rFonts w:ascii="Wingdings" w:hAnsi="Wingdings" w:hint="default"/>
+        <w:sz w:val="20"/>
+      </w:rPr>
+    </w:lvl>
+    <w:lvl w:ilvl="5" w:tentative="1">
+      <w:start w:val="1"/>
+      <w:numFmt w:val="bullet"/>
+      <w:lvlText w:val=""/>
+      <w:lvlJc w:val="left"/>
+      <w:pPr>
+        <w:tabs>
+          <w:tab w:val="num" w:pos="4320"/>
+        </w:tabs>
+        <w:ind w:left="4320" w:hanging="360"/>
+      </w:pPr>
+      <w:rPr>
+        <w:rFonts w:ascii="Wingdings" w:hAnsi="Wingdings" w:hint="default"/>
+        <w:sz w:val="20"/>
+      </w:rPr>
+    </w:lvl>
+    <w:lvl w:ilvl="6" w:tentative="1">
+      <w:start w:val="1"/>
+      <w:numFmt w:val="bullet"/>
+      <w:lvlText w:val=""/>
+      <w:lvlJc w:val="left"/>
+      <w:pPr>
+        <w:tabs>
+          <w:tab w:val="num" w:pos="5040"/>
+        </w:tabs>
+        <w:ind w:left="5040" w:hanging="360"/>
+      </w:pPr>
+      <w:rPr>
+        <w:rFonts w:ascii="Wingdings" w:hAnsi="Wingdings" w:hint="default"/>
+        <w:sz w:val="20"/>
+      </w:rPr>
+    </w:lvl>
+    <w:lvl w:ilvl="7" w:tentative="1">
+      <w:start w:val="1"/>
+      <w:numFmt w:val="bullet"/>
+      <w:lvlText w:val=""/>
+      <w:lvlJc w:val="left"/>
+      <w:pPr>
+        <w:tabs>
+          <w:tab w:val="num" w:pos="5760"/>
+        </w:tabs>
+        <w:ind w:left="5760" w:hanging="360"/>
+      </w:pPr>
+      <w:rPr>
+        <w:rFonts w:ascii="Wingdings" w:hAnsi="Wingdings" w:hint="default"/>
+        <w:sz w:val="20"/>
+      </w:rPr>
+    </w:lvl>
+    <w:lvl w:ilvl="8" w:tentative="1">
+      <w:start w:val="1"/>
+      <w:numFmt w:val="bullet"/>
+      <w:lvlText w:val=""/>
+      <w:lvlJc w:val="left"/>
+      <w:pPr>
+        <w:tabs>
+          <w:tab w:val="num" w:pos="6480"/>
+        </w:tabs>
+        <w:ind w:left="6480" w:hanging="360"/>
+      </w:pPr>
+      <w:rPr>
+        <w:rFonts w:ascii="Wingdings" w:hAnsi="Wingdings" w:hint="default"/>
+        <w:sz w:val="20"/>
+      </w:rPr>
+    </w:lvl>
+  </w:abstractNum>
+  <w:abstractNum w:abstractNumId="2">
     <w:nsid w:val="261C2861"/>
     <w:multiLevelType w:val="multilevel"/>
     <w:tmpl w:val="B6BA7450"/>
@@ -6685,7 +8824,7 @@
       </w:pPr>
     </w:lvl>
   </w:abstractNum>
-  <w:abstractNum w:abstractNumId="1">
+  <w:abstractNum w:abstractNumId="3">
     <w:nsid w:val="2697383A"/>
     <w:multiLevelType w:val="multilevel"/>
     <w:tmpl w:val="B39E3E7E"/>
@@ -6798,7 +8937,7 @@
       </w:pPr>
     </w:lvl>
   </w:abstractNum>
-  <w:abstractNum w:abstractNumId="2">
+  <w:abstractNum w:abstractNumId="4">
     <w:nsid w:val="2B6C14F6"/>
     <w:multiLevelType w:val="multilevel"/>
     <w:tmpl w:val="C4FC7450"/>
@@ -6947,7 +9086,7 @@
       </w:rPr>
     </w:lvl>
   </w:abstractNum>
-  <w:abstractNum w:abstractNumId="3">
+  <w:abstractNum w:abstractNumId="5">
     <w:nsid w:val="2E0C33B5"/>
     <w:multiLevelType w:val="multilevel"/>
     <w:tmpl w:val="C1E4EF80"/>
@@ -7096,7 +9235,7 @@
       </w:rPr>
     </w:lvl>
   </w:abstractNum>
-  <w:abstractNum w:abstractNumId="4">
+  <w:abstractNum w:abstractNumId="6">
     <w:nsid w:val="3BFE4546"/>
     <w:multiLevelType w:val="multilevel"/>
     <w:tmpl w:val="A67E98E8"/>
@@ -7245,7 +9384,7 @@
       </w:rPr>
     </w:lvl>
   </w:abstractNum>
-  <w:abstractNum w:abstractNumId="5">
+  <w:abstractNum w:abstractNumId="7">
     <w:nsid w:val="44C45E7F"/>
     <w:multiLevelType w:val="multilevel"/>
     <w:tmpl w:val="BB2C1B36"/>
@@ -7394,7 +9533,7 @@
       </w:rPr>
     </w:lvl>
   </w:abstractNum>
-  <w:abstractNum w:abstractNumId="6">
+  <w:abstractNum w:abstractNumId="8">
     <w:nsid w:val="45922E3C"/>
     <w:multiLevelType w:val="multilevel"/>
     <w:tmpl w:val="037040C0"/>
@@ -7543,7 +9682,156 @@
       </w:rPr>
     </w:lvl>
   </w:abstractNum>
-  <w:abstractNum w:abstractNumId="7">
+  <w:abstractNum w:abstractNumId="9">
+    <w:nsid w:val="45AB75B2"/>
+    <w:multiLevelType w:val="multilevel"/>
+    <w:tmpl w:val="EA0EC73E"/>
+    <w:lvl w:ilvl="0">
+      <w:start w:val="1"/>
+      <w:numFmt w:val="bullet"/>
+      <w:lvlText w:val=""/>
+      <w:lvlJc w:val="left"/>
+      <w:pPr>
+        <w:tabs>
+          <w:tab w:val="num" w:pos="720"/>
+        </w:tabs>
+        <w:ind w:left="720" w:hanging="360"/>
+      </w:pPr>
+      <w:rPr>
+        <w:rFonts w:ascii="Symbol" w:hAnsi="Symbol" w:hint="default"/>
+        <w:sz w:val="20"/>
+      </w:rPr>
+    </w:lvl>
+    <w:lvl w:ilvl="1" w:tentative="1">
+      <w:start w:val="1"/>
+      <w:numFmt w:val="bullet"/>
+      <w:lvlText w:val="o"/>
+      <w:lvlJc w:val="left"/>
+      <w:pPr>
+        <w:tabs>
+          <w:tab w:val="num" w:pos="1440"/>
+        </w:tabs>
+        <w:ind w:left="1440" w:hanging="360"/>
+      </w:pPr>
+      <w:rPr>
+        <w:rFonts w:ascii="Courier New" w:hAnsi="Courier New" w:hint="default"/>
+        <w:sz w:val="20"/>
+      </w:rPr>
+    </w:lvl>
+    <w:lvl w:ilvl="2" w:tentative="1">
+      <w:start w:val="1"/>
+      <w:numFmt w:val="bullet"/>
+      <w:lvlText w:val=""/>
+      <w:lvlJc w:val="left"/>
+      <w:pPr>
+        <w:tabs>
+          <w:tab w:val="num" w:pos="2160"/>
+        </w:tabs>
+        <w:ind w:left="2160" w:hanging="360"/>
+      </w:pPr>
+      <w:rPr>
+        <w:rFonts w:ascii="Wingdings" w:hAnsi="Wingdings" w:hint="default"/>
+        <w:sz w:val="20"/>
+      </w:rPr>
+    </w:lvl>
+    <w:lvl w:ilvl="3" w:tentative="1">
+      <w:start w:val="1"/>
+      <w:numFmt w:val="bullet"/>
+      <w:lvlText w:val=""/>
+      <w:lvlJc w:val="left"/>
+      <w:pPr>
+        <w:tabs>
+          <w:tab w:val="num" w:pos="2880"/>
+        </w:tabs>
+        <w:ind w:left="2880" w:hanging="360"/>
+      </w:pPr>
+      <w:rPr>
+        <w:rFonts w:ascii="Wingdings" w:hAnsi="Wingdings" w:hint="default"/>
+        <w:sz w:val="20"/>
+      </w:rPr>
+    </w:lvl>
+    <w:lvl w:ilvl="4" w:tentative="1">
+      <w:start w:val="1"/>
+      <w:numFmt w:val="bullet"/>
+      <w:lvlText w:val=""/>
+      <w:lvlJc w:val="left"/>
+      <w:pPr>
+        <w:tabs>
+          <w:tab w:val="num" w:pos="3600"/>
+        </w:tabs>
+        <w:ind w:left="3600" w:hanging="360"/>
+      </w:pPr>
+      <w:rPr>
+        <w:rFonts w:ascii="Wingdings" w:hAnsi="Wingdings" w:hint="default"/>
+        <w:sz w:val="20"/>
+      </w:rPr>
+    </w:lvl>
+    <w:lvl w:ilvl="5" w:tentative="1">
+      <w:start w:val="1"/>
+      <w:numFmt w:val="bullet"/>
+      <w:lvlText w:val=""/>
+      <w:lvlJc w:val="left"/>
+      <w:pPr>
+        <w:tabs>
+          <w:tab w:val="num" w:pos="4320"/>
+        </w:tabs>
+        <w:ind w:left="4320" w:hanging="360"/>
+      </w:pPr>
+      <w:rPr>
+        <w:rFonts w:ascii="Wingdings" w:hAnsi="Wingdings" w:hint="default"/>
+        <w:sz w:val="20"/>
+      </w:rPr>
+    </w:lvl>
+    <w:lvl w:ilvl="6" w:tentative="1">
+      <w:start w:val="1"/>
+      <w:numFmt w:val="bullet"/>
+      <w:lvlText w:val=""/>
+      <w:lvlJc w:val="left"/>
+      <w:pPr>
+        <w:tabs>
+          <w:tab w:val="num" w:pos="5040"/>
+        </w:tabs>
+        <w:ind w:left="5040" w:hanging="360"/>
+      </w:pPr>
+      <w:rPr>
+        <w:rFonts w:ascii="Wingdings" w:hAnsi="Wingdings" w:hint="default"/>
+        <w:sz w:val="20"/>
+      </w:rPr>
+    </w:lvl>
+    <w:lvl w:ilvl="7" w:tentative="1">
+      <w:start w:val="1"/>
+      <w:numFmt w:val="bullet"/>
+      <w:lvlText w:val=""/>
+      <w:lvlJc w:val="left"/>
+      <w:pPr>
+        <w:tabs>
+          <w:tab w:val="num" w:pos="5760"/>
+        </w:tabs>
+        <w:ind w:left="5760" w:hanging="360"/>
+      </w:pPr>
+      <w:rPr>
+        <w:rFonts w:ascii="Wingdings" w:hAnsi="Wingdings" w:hint="default"/>
+        <w:sz w:val="20"/>
+      </w:rPr>
+    </w:lvl>
+    <w:lvl w:ilvl="8" w:tentative="1">
+      <w:start w:val="1"/>
+      <w:numFmt w:val="bullet"/>
+      <w:lvlText w:val=""/>
+      <w:lvlJc w:val="left"/>
+      <w:pPr>
+        <w:tabs>
+          <w:tab w:val="num" w:pos="6480"/>
+        </w:tabs>
+        <w:ind w:left="6480" w:hanging="360"/>
+      </w:pPr>
+      <w:rPr>
+        <w:rFonts w:ascii="Wingdings" w:hAnsi="Wingdings" w:hint="default"/>
+        <w:sz w:val="20"/>
+      </w:rPr>
+    </w:lvl>
+  </w:abstractNum>
+  <w:abstractNum w:abstractNumId="10">
     <w:nsid w:val="52927FDB"/>
     <w:multiLevelType w:val="multilevel"/>
     <w:tmpl w:val="9760A528"/>
@@ -7692,7 +9980,7 @@
       </w:rPr>
     </w:lvl>
   </w:abstractNum>
-  <w:abstractNum w:abstractNumId="8">
+  <w:abstractNum w:abstractNumId="11">
     <w:nsid w:val="5DFC692F"/>
     <w:multiLevelType w:val="multilevel"/>
     <w:tmpl w:val="E474D70A"/>
@@ -7841,7 +10129,7 @@
       </w:rPr>
     </w:lvl>
   </w:abstractNum>
-  <w:abstractNum w:abstractNumId="9">
+  <w:abstractNum w:abstractNumId="12">
     <w:nsid w:val="65926E6E"/>
     <w:multiLevelType w:val="multilevel"/>
     <w:tmpl w:val="797E75B4"/>
@@ -7990,7 +10278,7 @@
       </w:rPr>
     </w:lvl>
   </w:abstractNum>
-  <w:abstractNum w:abstractNumId="10">
+  <w:abstractNum w:abstractNumId="13">
     <w:nsid w:val="714C4BE3"/>
     <w:multiLevelType w:val="multilevel"/>
     <w:tmpl w:val="1CDED804"/>
@@ -8139,7 +10427,7 @@
       </w:rPr>
     </w:lvl>
   </w:abstractNum>
-  <w:abstractNum w:abstractNumId="11">
+  <w:abstractNum w:abstractNumId="14">
     <w:nsid w:val="76847EAE"/>
     <w:multiLevelType w:val="multilevel"/>
     <w:tmpl w:val="4BF43690"/>
@@ -8289,40 +10577,49 @@
     </w:lvl>
   </w:abstractNum>
   <w:num w:numId="1">
+    <w:abstractNumId w:val="7"/>
+  </w:num>
+  <w:num w:numId="2">
+    <w:abstractNumId w:val="4"/>
+  </w:num>
+  <w:num w:numId="3">
+    <w:abstractNumId w:val="14"/>
+  </w:num>
+  <w:num w:numId="4">
+    <w:abstractNumId w:val="13"/>
+  </w:num>
+  <w:num w:numId="5">
+    <w:abstractNumId w:val="10"/>
+  </w:num>
+  <w:num w:numId="6">
+    <w:abstractNumId w:val="6"/>
+  </w:num>
+  <w:num w:numId="7">
+    <w:abstractNumId w:val="2"/>
+  </w:num>
+  <w:num w:numId="8">
+    <w:abstractNumId w:val="11"/>
+  </w:num>
+  <w:num w:numId="9">
+    <w:abstractNumId w:val="3"/>
+  </w:num>
+  <w:num w:numId="10">
+    <w:abstractNumId w:val="8"/>
+  </w:num>
+  <w:num w:numId="11">
+    <w:abstractNumId w:val="12"/>
+  </w:num>
+  <w:num w:numId="12">
     <w:abstractNumId w:val="5"/>
   </w:num>
-  <w:num w:numId="2">
-    <w:abstractNumId w:val="2"/>
+  <w:num w:numId="13">
+    <w:abstractNumId w:val="9"/>
   </w:num>
-  <w:num w:numId="3">
-    <w:abstractNumId w:val="11"/>
-  </w:num>
-  <w:num w:numId="4">
-    <w:abstractNumId w:val="10"/>
-  </w:num>
-  <w:num w:numId="5">
-    <w:abstractNumId w:val="7"/>
-  </w:num>
-  <w:num w:numId="6">
-    <w:abstractNumId w:val="4"/>
-  </w:num>
-  <w:num w:numId="7">
+  <w:num w:numId="14">
     <w:abstractNumId w:val="0"/>
   </w:num>
-  <w:num w:numId="8">
-    <w:abstractNumId w:val="8"/>
-  </w:num>
-  <w:num w:numId="9">
+  <w:num w:numId="15">
     <w:abstractNumId w:val="1"/>
-  </w:num>
-  <w:num w:numId="10">
-    <w:abstractNumId w:val="6"/>
-  </w:num>
-  <w:num w:numId="11">
-    <w:abstractNumId w:val="9"/>
-  </w:num>
-  <w:num w:numId="12">
-    <w:abstractNumId w:val="3"/>
   </w:num>
 </w:numbering>
 </file>
@@ -8602,6 +10899,11 @@
       <w:szCs w:val="24"/>
       <w:lang w:eastAsia="es-ES"/>
     </w:rPr>
+  </w:style>
+  <w:style w:type="character" w:customStyle="1" w:styleId="math-inline">
+    <w:name w:val="math-inline"/>
+    <w:basedOn w:val="Fuentedeprrafopredeter"/>
+    <w:rsid w:val="00C81805"/>
   </w:style>
 </w:styles>
 </file>
